--- a/Proyecto integrador/Manual técnico/Actividad 5.1 Manual de técnico de programas_RobertoCahuare_SIM_5ISCM.docx
+++ b/Proyecto integrador/Manual técnico/Actividad 5.1 Manual de técnico de programas_RobertoCahuare_SIM_5ISCM.docx
@@ -4301,8 +4301,6 @@
               <w:fldChar w:fldCharType="end"/>
             </w:r>
           </w:hyperlink>
-          <w:bookmarkStart w:id="6" w:name="_GoBack"/>
-          <w:bookmarkEnd w:id="6"/>
         </w:p>
         <w:p>
           <w:pPr>
@@ -5480,7 +5478,7 @@
           <w:sz w:val="36"/>
         </w:rPr>
       </w:pPr>
-      <w:bookmarkStart w:id="7" w:name="_Toc241904666"/>
+      <w:bookmarkStart w:id="6" w:name="_Toc241904666"/>
       <w:r>
         <w:rPr>
           <w:rFonts w:ascii="Arial" w:hAnsi="Arial" w:cs="Arial"/>
@@ -5491,7 +5489,7 @@
         <w:lastRenderedPageBreak/>
         <w:t>1. INTRODUCCIÓN</w:t>
       </w:r>
-      <w:bookmarkEnd w:id="7"/>
+      <w:bookmarkEnd w:id="6"/>
     </w:p>
     <w:p>
       <w:pPr>
@@ -5598,7 +5596,7 @@
           <w:sz w:val="36"/>
         </w:rPr>
       </w:pPr>
-      <w:bookmarkStart w:id="8" w:name="_Toc241904667"/>
+      <w:bookmarkStart w:id="7" w:name="_Toc241904667"/>
       <w:r>
         <w:rPr>
           <w:rFonts w:ascii="Arial" w:hAnsi="Arial" w:cs="Arial"/>
@@ -5609,6 +5607,73 @@
         <w:lastRenderedPageBreak/>
         <w:t>2. OBJETIVO GENERAL</w:t>
       </w:r>
+      <w:bookmarkEnd w:id="7"/>
+    </w:p>
+    <w:p>
+      <w:pPr>
+        <w:pStyle w:val="apa"/>
+      </w:pPr>
+      <w:r>
+        <w:t xml:space="preserve">Desarrollar y documentar un sistema de simulación bidimensional que represente el flujo operativo de un taller de electrónica, utilizando tres diferentes lenguajes y tecnologías de programación: R con </w:t>
+      </w:r>
+      <w:proofErr w:type="spellStart"/>
+      <w:r>
+        <w:t>Shiny</w:t>
+      </w:r>
+      <w:proofErr w:type="spellEnd"/>
+      <w:r>
+        <w:t xml:space="preserve">, Python con </w:t>
+      </w:r>
+      <w:proofErr w:type="spellStart"/>
+      <w:r>
+        <w:t>Tkinter</w:t>
+      </w:r>
+      <w:proofErr w:type="spellEnd"/>
+      <w:r>
+        <w:t xml:space="preserve"> y Java con </w:t>
+      </w:r>
+      <w:proofErr w:type="spellStart"/>
+      <w:r>
+        <w:t>JavaFX</w:t>
+      </w:r>
+      <w:proofErr w:type="spellEnd"/>
+      <w:r>
+        <w:t>.</w:t>
+      </w:r>
+    </w:p>
+    <w:p>
+      <w:pPr>
+        <w:pStyle w:val="apa"/>
+      </w:pPr>
+      <w:r>
+        <w:t>El sistema tiene como propósito representar visualmente el procesamiento de los equipos a través de diferentes estaciones de trabajo, considerando tiempos de atención, disponibilidad del personal técnico, formación de colas, procesos de reparación y generación de indicadores.</w:t>
+      </w:r>
+    </w:p>
+    <w:p>
+      <w:pPr>
+        <w:pStyle w:val="apa"/>
+      </w:pPr>
+    </w:p>
+    <w:p>
+      <w:pPr>
+        <w:pStyle w:val="Ttulo2"/>
+        <w:rPr>
+          <w:rFonts w:ascii="Arial" w:hAnsi="Arial" w:cs="Arial"/>
+          <w:b/>
+          <w:color w:val="000000" w:themeColor="text1"/>
+          <w:sz w:val="36"/>
+        </w:rPr>
+      </w:pPr>
+      <w:bookmarkStart w:id="8" w:name="_Toc241904668"/>
+      <w:r>
+        <w:rPr>
+          <w:rFonts w:ascii="Arial" w:hAnsi="Arial" w:cs="Arial"/>
+          <w:b/>
+          <w:color w:val="000000" w:themeColor="text1"/>
+          <w:sz w:val="36"/>
+        </w:rPr>
+        <w:t>3. OBJETIVOS ESPECÍFICOS</w:t>
+      </w:r>
       <w:bookmarkEnd w:id="8"/>
     </w:p>
     <w:p>
@@ -5616,45 +5681,120 @@
         <w:pStyle w:val="apa"/>
       </w:pPr>
       <w:r>
-        <w:t xml:space="preserve">Desarrollar y documentar un sistema de simulación bidimensional que represente el flujo operativo de un taller de electrónica, utilizando tres diferentes lenguajes y tecnologías de programación: R con </w:t>
+        <w:t>Los objetivos específicos del proyecto son los siguientes:</w:t>
+      </w:r>
+    </w:p>
+    <w:p>
+      <w:pPr>
+        <w:pStyle w:val="apa"/>
+      </w:pPr>
+      <w:r>
+        <w:t>Representar mediante una simulación el funcionamiento de un taller de electrónica.</w:t>
+      </w:r>
+    </w:p>
+    <w:p>
+      <w:pPr>
+        <w:pStyle w:val="apa"/>
+      </w:pPr>
+      <w:r>
+        <w:t>Modelar el recorrido de los equipos a través de las diferentes estaciones de trabajo.</w:t>
+      </w:r>
+    </w:p>
+    <w:p>
+      <w:pPr>
+        <w:pStyle w:val="apa"/>
+      </w:pPr>
+      <w:r>
+        <w:t>Identificar individualmente cada equipo mediante un código.</w:t>
+      </w:r>
+    </w:p>
+    <w:p>
+      <w:pPr>
+        <w:pStyle w:val="apa"/>
+      </w:pPr>
+      <w:r>
+        <w:t>Implementar tiempos de procesamiento para cada etapa del flujo.</w:t>
+      </w:r>
+    </w:p>
+    <w:p>
+      <w:pPr>
+        <w:pStyle w:val="apa"/>
+      </w:pPr>
+      <w:r>
+        <w:t>Representar la disponibilidad y ocupación del personal técnico.</w:t>
+      </w:r>
+    </w:p>
+    <w:p>
+      <w:pPr>
+        <w:pStyle w:val="apa"/>
+      </w:pPr>
+      <w:r>
+        <w:t>Permitir la configuración del número de técnicos disponibles para reparación.</w:t>
+      </w:r>
+    </w:p>
+    <w:p>
+      <w:pPr>
+        <w:pStyle w:val="apa"/>
+      </w:pPr>
+      <w:r>
+        <w:t>Simular la formación y atención de colas.</w:t>
+      </w:r>
+    </w:p>
+    <w:p>
+      <w:pPr>
+        <w:pStyle w:val="apa"/>
+      </w:pPr>
+      <w:r>
+        <w:t xml:space="preserve">Incorporar una probabilidad de </w:t>
       </w:r>
       <w:proofErr w:type="spellStart"/>
       <w:r>
-        <w:t>Shiny</w:t>
+        <w:t>retrabajo</w:t>
       </w:r>
       <w:proofErr w:type="spellEnd"/>
       <w:r>
-        <w:t xml:space="preserve">, Python con </w:t>
-      </w:r>
-      <w:proofErr w:type="spellStart"/>
-      <w:r>
-        <w:t>Tkinter</w:t>
-      </w:r>
-      <w:proofErr w:type="spellEnd"/>
-      <w:r>
-        <w:t xml:space="preserve"> y Java con </w:t>
-      </w:r>
-      <w:proofErr w:type="spellStart"/>
-      <w:r>
-        <w:t>JavaFX</w:t>
-      </w:r>
-      <w:proofErr w:type="spellEnd"/>
-      <w:r>
-        <w:t>.</w:t>
-      </w:r>
-    </w:p>
-    <w:p>
-      <w:pPr>
-        <w:pStyle w:val="apa"/>
-      </w:pPr>
-      <w:r>
-        <w:t>El sistema tiene como propósito representar visualmente el procesamiento de los equipos a través de diferentes estaciones de trabajo, considerando tiempos de atención, disponibilidad del personal técnico, formación de colas, procesos de reparación y generación de indicadores.</w:t>
-      </w:r>
-    </w:p>
-    <w:p>
-      <w:pPr>
-        <w:pStyle w:val="apa"/>
-      </w:pPr>
+        <w:t xml:space="preserve"> durante el proceso de reparación.</w:t>
+      </w:r>
+    </w:p>
+    <w:p>
+      <w:pPr>
+        <w:pStyle w:val="apa"/>
+      </w:pPr>
+      <w:r>
+        <w:t>Implementar controles para iniciar, pausar y reiniciar la simulación.</w:t>
+      </w:r>
+    </w:p>
+    <w:p>
+      <w:pPr>
+        <w:pStyle w:val="apa"/>
+      </w:pPr>
+      <w:r>
+        <w:t>Permitir modificar la velocidad de ejecución.</w:t>
+      </w:r>
+    </w:p>
+    <w:p>
+      <w:pPr>
+        <w:pStyle w:val="apa"/>
+      </w:pPr>
+      <w:r>
+        <w:t>Mostrar indicadores relacionados con el funcionamiento de la simulación.</w:t>
+      </w:r>
+    </w:p>
+    <w:p>
+      <w:pPr>
+        <w:pStyle w:val="apa"/>
+      </w:pPr>
+      <w:r>
+        <w:t>Implementar el mismo modelo utilizando R, Python y Java.</w:t>
+      </w:r>
+    </w:p>
+    <w:p>
+      <w:pPr>
+        <w:pStyle w:val="apa"/>
+      </w:pPr>
+      <w:r>
+        <w:t>Facilitar la comprensión de conceptos relacionados con programación y simulación de procesos.</w:t>
+      </w:r>
     </w:p>
     <w:p>
       <w:pPr>
@@ -5666,149 +5806,7 @@
           <w:sz w:val="36"/>
         </w:rPr>
       </w:pPr>
-      <w:bookmarkStart w:id="9" w:name="_Toc241904668"/>
-      <w:r>
-        <w:rPr>
-          <w:rFonts w:ascii="Arial" w:hAnsi="Arial" w:cs="Arial"/>
-          <w:b/>
-          <w:color w:val="000000" w:themeColor="text1"/>
-          <w:sz w:val="36"/>
-        </w:rPr>
-        <w:t>3. OBJETIVOS ESPECÍFICOS</w:t>
-      </w:r>
-      <w:bookmarkEnd w:id="9"/>
-    </w:p>
-    <w:p>
-      <w:pPr>
-        <w:pStyle w:val="apa"/>
-      </w:pPr>
-      <w:r>
-        <w:t>Los objetivos específicos del proyecto son los siguientes:</w:t>
-      </w:r>
-    </w:p>
-    <w:p>
-      <w:pPr>
-        <w:pStyle w:val="apa"/>
-      </w:pPr>
-      <w:r>
-        <w:t>Representar mediante una simulación el funcionamiento de un taller de electrónica.</w:t>
-      </w:r>
-    </w:p>
-    <w:p>
-      <w:pPr>
-        <w:pStyle w:val="apa"/>
-      </w:pPr>
-      <w:r>
-        <w:t>Modelar el recorrido de los equipos a través de las diferentes estaciones de trabajo.</w:t>
-      </w:r>
-    </w:p>
-    <w:p>
-      <w:pPr>
-        <w:pStyle w:val="apa"/>
-      </w:pPr>
-      <w:r>
-        <w:t>Identificar individualmente cada equipo mediante un código.</w:t>
-      </w:r>
-    </w:p>
-    <w:p>
-      <w:pPr>
-        <w:pStyle w:val="apa"/>
-      </w:pPr>
-      <w:r>
-        <w:t>Implementar tiempos de procesamiento para cada etapa del flujo.</w:t>
-      </w:r>
-    </w:p>
-    <w:p>
-      <w:pPr>
-        <w:pStyle w:val="apa"/>
-      </w:pPr>
-      <w:r>
-        <w:t>Representar la disponibilidad y ocupación del personal técnico.</w:t>
-      </w:r>
-    </w:p>
-    <w:p>
-      <w:pPr>
-        <w:pStyle w:val="apa"/>
-      </w:pPr>
-      <w:r>
-        <w:t>Permitir la configuración del número de técnicos disponibles para reparación.</w:t>
-      </w:r>
-    </w:p>
-    <w:p>
-      <w:pPr>
-        <w:pStyle w:val="apa"/>
-      </w:pPr>
-      <w:r>
-        <w:t>Simular la formación y atención de colas.</w:t>
-      </w:r>
-    </w:p>
-    <w:p>
-      <w:pPr>
-        <w:pStyle w:val="apa"/>
-      </w:pPr>
-      <w:r>
-        <w:t xml:space="preserve">Incorporar una probabilidad de </w:t>
-      </w:r>
-      <w:proofErr w:type="spellStart"/>
-      <w:r>
-        <w:t>retrabajo</w:t>
-      </w:r>
-      <w:proofErr w:type="spellEnd"/>
-      <w:r>
-        <w:t xml:space="preserve"> durante el proceso de reparación.</w:t>
-      </w:r>
-    </w:p>
-    <w:p>
-      <w:pPr>
-        <w:pStyle w:val="apa"/>
-      </w:pPr>
-      <w:r>
-        <w:t>Implementar controles para iniciar, pausar y reiniciar la simulación.</w:t>
-      </w:r>
-    </w:p>
-    <w:p>
-      <w:pPr>
-        <w:pStyle w:val="apa"/>
-      </w:pPr>
-      <w:r>
-        <w:t>Permitir modificar la velocidad de ejecución.</w:t>
-      </w:r>
-    </w:p>
-    <w:p>
-      <w:pPr>
-        <w:pStyle w:val="apa"/>
-      </w:pPr>
-      <w:r>
-        <w:t>Mostrar indicadores relacionados con el funcionamiento de la simulación.</w:t>
-      </w:r>
-    </w:p>
-    <w:p>
-      <w:pPr>
-        <w:pStyle w:val="apa"/>
-      </w:pPr>
-      <w:r>
-        <w:t>Implementar el mismo modelo utilizando R, Python y Java.</w:t>
-      </w:r>
-    </w:p>
-    <w:p>
-      <w:pPr>
-        <w:pStyle w:val="apa"/>
-      </w:pPr>
-      <w:r>
-        <w:t>Facilitar la comprensión de conceptos relacionados con programación y simulación de procesos.</w:t>
-      </w:r>
-    </w:p>
-    <w:p>
-      <w:pPr>
-        <w:pStyle w:val="Ttulo2"/>
-        <w:rPr>
-          <w:rFonts w:ascii="Arial" w:hAnsi="Arial" w:cs="Arial"/>
-          <w:b/>
-          <w:color w:val="000000" w:themeColor="text1"/>
-          <w:sz w:val="36"/>
-        </w:rPr>
-      </w:pPr>
-      <w:bookmarkStart w:id="10" w:name="_Toc241904669"/>
+      <w:bookmarkStart w:id="9" w:name="_Toc241904669"/>
       <w:r>
         <w:rPr>
           <w:rFonts w:ascii="Arial" w:hAnsi="Arial" w:cs="Arial"/>
@@ -5819,7 +5817,7 @@
         <w:lastRenderedPageBreak/>
         <w:t>4. ALCANCE DEL SISTEMA</w:t>
       </w:r>
-      <w:bookmarkEnd w:id="10"/>
+      <w:bookmarkEnd w:id="9"/>
     </w:p>
     <w:p>
       <w:pPr>
@@ -5947,7 +5945,7 @@
           <w:sz w:val="36"/>
         </w:rPr>
       </w:pPr>
-      <w:bookmarkStart w:id="11" w:name="_Toc241904670"/>
+      <w:bookmarkStart w:id="10" w:name="_Toc241904670"/>
       <w:r>
         <w:rPr>
           <w:rFonts w:ascii="Arial" w:hAnsi="Arial" w:cs="Arial"/>
@@ -5958,116 +5956,116 @@
         <w:lastRenderedPageBreak/>
         <w:t>5. DESCRIPCIÓN GENERAL DEL SISTEMA</w:t>
       </w:r>
+      <w:bookmarkEnd w:id="10"/>
+    </w:p>
+    <w:p>
+      <w:pPr>
+        <w:pStyle w:val="apa"/>
+      </w:pPr>
+      <w:r>
+        <w:t>El sistema Taller de Electrónica 2D representa un espacio de trabajo dividido en cinco estaciones conectadas mediante un flujo de proceso.</w:t>
+      </w:r>
+    </w:p>
+    <w:p>
+      <w:pPr>
+        <w:pStyle w:val="apa"/>
+      </w:pPr>
+      <w:r>
+        <w:t>Cada equipo recibe un identificador único con el formato:</w:t>
+      </w:r>
+    </w:p>
+    <w:p>
+      <w:pPr>
+        <w:pStyle w:val="apa"/>
+      </w:pPr>
+      <w:r>
+        <w:t>EQ-01, EQ-02, EQ-03, ..., EQ-50</w:t>
+      </w:r>
+    </w:p>
+    <w:p>
+      <w:pPr>
+        <w:pStyle w:val="apa"/>
+      </w:pPr>
+      <w:r>
+        <w:t>El recorrido general de un equipo es:</w:t>
+      </w:r>
+    </w:p>
+    <w:p>
+      <w:pPr>
+        <w:pStyle w:val="apa"/>
+      </w:pPr>
+      <w:r>
+        <w:t>Llegada → Recepción → Diagnóstico → Reparación → Pruebas de Calidad → Entrega y Facturación → Finalización</w:t>
+      </w:r>
+    </w:p>
+    <w:p>
+      <w:pPr>
+        <w:pStyle w:val="apa"/>
+      </w:pPr>
+      <w:r>
+        <w:t>Cada estación cuenta con un tiempo de procesamiento determinado. Cuando una estación se encuentra ocupada, los equipos que llegan a ella pueden permanecer en una cola hasta que exista disponibilidad.</w:t>
+      </w:r>
+    </w:p>
+    <w:p>
+      <w:pPr>
+        <w:pStyle w:val="apa"/>
+      </w:pPr>
+      <w:r>
+        <w:t>La estación de reparación tiene una característica adicional, debido a que permite modificar el número de técnicos disponibles. Esto permite que el modelo represente diferentes capacidades de atención.</w:t>
+      </w:r>
+    </w:p>
+    <w:p>
+      <w:pPr>
+        <w:pStyle w:val="apa"/>
+      </w:pPr>
+      <w:r>
+        <w:t>La aplicación también muestra el tiempo simulado y diferentes indicadores relacionados con el número de equipos que se encuentran en proceso y los que han terminado.</w:t>
+      </w:r>
+    </w:p>
+    <w:p/>
+    <w:p>
+      <w:pPr>
+        <w:pStyle w:val="Ttulo2"/>
+        <w:rPr>
+          <w:rFonts w:ascii="Arial" w:hAnsi="Arial" w:cs="Arial"/>
+          <w:b/>
+          <w:color w:val="000000" w:themeColor="text1"/>
+          <w:sz w:val="36"/>
+        </w:rPr>
+      </w:pPr>
+      <w:bookmarkStart w:id="11" w:name="_Toc241904671"/>
+      <w:r>
+        <w:rPr>
+          <w:rFonts w:ascii="Arial" w:hAnsi="Arial" w:cs="Arial"/>
+          <w:b/>
+          <w:color w:val="000000" w:themeColor="text1"/>
+          <w:sz w:val="36"/>
+        </w:rPr>
+        <w:t>6. REQUERIMIENTOS DE HARDWARE Y SOFTWARE</w:t>
+      </w:r>
       <w:bookmarkEnd w:id="11"/>
     </w:p>
     <w:p>
       <w:pPr>
-        <w:pStyle w:val="apa"/>
-      </w:pPr>
-      <w:r>
-        <w:t>El sistema Taller de Electrónica 2D representa un espacio de trabajo dividido en cinco estaciones conectadas mediante un flujo de proceso.</w:t>
-      </w:r>
-    </w:p>
-    <w:p>
-      <w:pPr>
-        <w:pStyle w:val="apa"/>
-      </w:pPr>
-      <w:r>
-        <w:t>Cada equipo recibe un identificador único con el formato:</w:t>
-      </w:r>
-    </w:p>
-    <w:p>
-      <w:pPr>
-        <w:pStyle w:val="apa"/>
-      </w:pPr>
-      <w:r>
-        <w:t>EQ-01, EQ-02, EQ-03, ..., EQ-50</w:t>
-      </w:r>
-    </w:p>
-    <w:p>
-      <w:pPr>
-        <w:pStyle w:val="apa"/>
-      </w:pPr>
-      <w:r>
-        <w:t>El recorrido general de un equipo es:</w:t>
-      </w:r>
-    </w:p>
-    <w:p>
-      <w:pPr>
-        <w:pStyle w:val="apa"/>
-      </w:pPr>
-      <w:r>
-        <w:t>Llegada → Recepción → Diagnóstico → Reparación → Pruebas de Calidad → Entrega y Facturación → Finalización</w:t>
-      </w:r>
-    </w:p>
-    <w:p>
-      <w:pPr>
-        <w:pStyle w:val="apa"/>
-      </w:pPr>
-      <w:r>
-        <w:t>Cada estación cuenta con un tiempo de procesamiento determinado. Cuando una estación se encuentra ocupada, los equipos que llegan a ella pueden permanecer en una cola hasta que exista disponibilidad.</w:t>
-      </w:r>
-    </w:p>
-    <w:p>
-      <w:pPr>
-        <w:pStyle w:val="apa"/>
-      </w:pPr>
-      <w:r>
-        <w:t>La estación de reparación tiene una característica adicional, debido a que permite modificar el número de técnicos disponibles. Esto permite que el modelo represente diferentes capacidades de atención.</w:t>
-      </w:r>
-    </w:p>
-    <w:p>
-      <w:pPr>
-        <w:pStyle w:val="apa"/>
-      </w:pPr>
-      <w:r>
-        <w:t>La aplicación también muestra el tiempo simulado y diferentes indicadores relacionados con el número de equipos que se encuentran en proceso y los que han terminado.</w:t>
-      </w:r>
-    </w:p>
-    <w:p/>
-    <w:p>
-      <w:pPr>
         <w:pStyle w:val="Ttulo2"/>
         <w:rPr>
           <w:rFonts w:ascii="Arial" w:hAnsi="Arial" w:cs="Arial"/>
           <w:b/>
           <w:color w:val="000000" w:themeColor="text1"/>
-          <w:sz w:val="36"/>
-        </w:rPr>
-      </w:pPr>
-      <w:bookmarkStart w:id="12" w:name="_Toc241904671"/>
+          <w:sz w:val="28"/>
+        </w:rPr>
+      </w:pPr>
+      <w:bookmarkStart w:id="12" w:name="_Toc241904672"/>
       <w:r>
         <w:rPr>
           <w:rFonts w:ascii="Arial" w:hAnsi="Arial" w:cs="Arial"/>
           <w:b/>
           <w:color w:val="000000" w:themeColor="text1"/>
-          <w:sz w:val="36"/>
-        </w:rPr>
-        <w:t>6. REQUERIMIENTOS DE HARDWARE Y SOFTWARE</w:t>
+          <w:sz w:val="28"/>
+        </w:rPr>
+        <w:t>6.1 Requerimientos de hardware</w:t>
       </w:r>
       <w:bookmarkEnd w:id="12"/>
-    </w:p>
-    <w:p>
-      <w:pPr>
-        <w:pStyle w:val="Ttulo2"/>
-        <w:rPr>
-          <w:rFonts w:ascii="Arial" w:hAnsi="Arial" w:cs="Arial"/>
-          <w:b/>
-          <w:color w:val="000000" w:themeColor="text1"/>
-          <w:sz w:val="28"/>
-        </w:rPr>
-      </w:pPr>
-      <w:bookmarkStart w:id="13" w:name="_Toc241904672"/>
-      <w:r>
-        <w:rPr>
-          <w:rFonts w:ascii="Arial" w:hAnsi="Arial" w:cs="Arial"/>
-          <w:b/>
-          <w:color w:val="000000" w:themeColor="text1"/>
-          <w:sz w:val="28"/>
-        </w:rPr>
-        <w:t>6.1 Requerimientos de hardware</w:t>
-      </w:r>
-      <w:bookmarkEnd w:id="13"/>
     </w:p>
     <w:p>
       <w:pPr>
@@ -6149,7 +6147,7 @@
           <w:sz w:val="28"/>
         </w:rPr>
       </w:pPr>
-      <w:bookmarkStart w:id="14" w:name="_Toc241904673"/>
+      <w:bookmarkStart w:id="13" w:name="_Toc241904673"/>
       <w:r>
         <w:rPr>
           <w:rFonts w:ascii="Arial" w:hAnsi="Arial" w:cs="Arial"/>
@@ -6159,7 +6157,7 @@
         </w:rPr>
         <w:t>6.2 Requerimientos de software</w:t>
       </w:r>
-      <w:bookmarkEnd w:id="14"/>
+      <w:bookmarkEnd w:id="13"/>
     </w:p>
     <w:p>
       <w:pPr>
@@ -6319,7 +6317,7 @@
           <w:sz w:val="36"/>
         </w:rPr>
       </w:pPr>
-      <w:bookmarkStart w:id="15" w:name="_Toc241904674"/>
+      <w:bookmarkStart w:id="14" w:name="_Toc241904674"/>
       <w:r>
         <w:rPr>
           <w:rFonts w:ascii="Arial" w:hAnsi="Arial" w:cs="Arial"/>
@@ -6330,22 +6328,66 @@
         <w:lastRenderedPageBreak/>
         <w:t>7. DESCRIPCIÓN DEL FUNCIONAMIENTO</w:t>
       </w:r>
+      <w:bookmarkEnd w:id="14"/>
+    </w:p>
+    <w:p>
+      <w:pPr>
+        <w:pStyle w:val="apa"/>
+      </w:pPr>
+      <w:r>
+        <w:t>El funcionamiento del sistema comienza cuando el usuario inicia la simulación.</w:t>
+      </w:r>
+    </w:p>
+    <w:p>
+      <w:pPr>
+        <w:pStyle w:val="apa"/>
+      </w:pPr>
+      <w:r>
+        <w:t>Una vez iniciada, los equipos comienzan a ingresar al taller y son incorporados a la primera estación del proceso.</w:t>
+      </w:r>
+    </w:p>
+    <w:p>
+      <w:pPr>
+        <w:pStyle w:val="apa"/>
+      </w:pPr>
+    </w:p>
+    <w:p>
+      <w:pPr>
+        <w:pStyle w:val="Ttulo2"/>
+        <w:rPr>
+          <w:rFonts w:ascii="Arial" w:hAnsi="Arial" w:cs="Arial"/>
+          <w:b/>
+          <w:color w:val="000000" w:themeColor="text1"/>
+          <w:sz w:val="28"/>
+        </w:rPr>
+      </w:pPr>
+      <w:bookmarkStart w:id="15" w:name="_Toc241904675"/>
+      <w:r>
+        <w:rPr>
+          <w:rFonts w:ascii="Arial" w:hAnsi="Arial" w:cs="Arial"/>
+          <w:b/>
+          <w:color w:val="000000" w:themeColor="text1"/>
+          <w:sz w:val="28"/>
+        </w:rPr>
+        <w:t>7.1 Llegada de los equipos</w:t>
+      </w:r>
       <w:bookmarkEnd w:id="15"/>
     </w:p>
-    <w:p>
-      <w:pPr>
-        <w:pStyle w:val="apa"/>
-      </w:pPr>
-      <w:r>
-        <w:t>El funcionamiento del sistema comienza cuando el usuario inicia la simulación.</w:t>
-      </w:r>
-    </w:p>
-    <w:p>
-      <w:pPr>
-        <w:pStyle w:val="apa"/>
-      </w:pPr>
-      <w:r>
-        <w:t>Una vez iniciada, los equipos comienzan a ingresar al taller y son incorporados a la primera estación del proceso.</w:t>
+    <w:p/>
+    <w:p>
+      <w:pPr>
+        <w:pStyle w:val="apa"/>
+      </w:pPr>
+      <w:r>
+        <w:t>El modelo considera una llegada aproximada de equipos cada 15 minutos de tiempo simulado.</w:t>
+      </w:r>
+    </w:p>
+    <w:p>
+      <w:pPr>
+        <w:pStyle w:val="apa"/>
+      </w:pPr>
+      <w:r>
+        <w:t>Cada nuevo equipo recibe un identificador único y se incorpora a la cola de recepción.</w:t>
       </w:r>
     </w:p>
     <w:p>
@@ -6363,7 +6405,7 @@
           <w:sz w:val="28"/>
         </w:rPr>
       </w:pPr>
-      <w:bookmarkStart w:id="16" w:name="_Toc241904675"/>
+      <w:bookmarkStart w:id="16" w:name="_Toc241904676"/>
       <w:r>
         <w:rPr>
           <w:rFonts w:ascii="Arial" w:hAnsi="Arial" w:cs="Arial"/>
@@ -6371,25 +6413,40 @@
           <w:color w:val="000000" w:themeColor="text1"/>
           <w:sz w:val="28"/>
         </w:rPr>
-        <w:t>7.1 Llegada de los equipos</w:t>
+        <w:t>7.2 Recepción</w:t>
       </w:r>
       <w:bookmarkEnd w:id="16"/>
     </w:p>
-    <w:p/>
-    <w:p>
-      <w:pPr>
-        <w:pStyle w:val="apa"/>
-      </w:pPr>
-      <w:r>
-        <w:t>El modelo considera una llegada aproximada de equipos cada 15 minutos de tiempo simulado.</w:t>
-      </w:r>
-    </w:p>
-    <w:p>
-      <w:pPr>
-        <w:pStyle w:val="apa"/>
-      </w:pPr>
-      <w:r>
-        <w:t>Cada nuevo equipo recibe un identificador único y se incorpora a la cola de recepción.</w:t>
+    <w:p>
+      <w:pPr>
+        <w:pStyle w:val="apa"/>
+      </w:pPr>
+      <w:r>
+        <w:t>La recepción constituye la primera estación del taller.</w:t>
+      </w:r>
+    </w:p>
+    <w:p>
+      <w:pPr>
+        <w:pStyle w:val="apa"/>
+      </w:pPr>
+      <w:r>
+        <w:t>En esta etapa se realiza el ingreso del equipo al proceso y se considera un tiempo de atención de:</w:t>
+      </w:r>
+    </w:p>
+    <w:p>
+      <w:pPr>
+        <w:pStyle w:val="apa"/>
+      </w:pPr>
+      <w:r>
+        <w:t>5 minutos.</w:t>
+      </w:r>
+    </w:p>
+    <w:p>
+      <w:pPr>
+        <w:pStyle w:val="apa"/>
+      </w:pPr>
+      <w:r>
+        <w:t>La estación utiliza al Técnico 1.</w:t>
       </w:r>
     </w:p>
     <w:p>
@@ -6407,7 +6464,7 @@
           <w:sz w:val="28"/>
         </w:rPr>
       </w:pPr>
-      <w:bookmarkStart w:id="17" w:name="_Toc241904676"/>
+      <w:bookmarkStart w:id="17" w:name="_Toc241904677"/>
       <w:r>
         <w:rPr>
           <w:rFonts w:ascii="Arial" w:hAnsi="Arial" w:cs="Arial"/>
@@ -6415,7 +6472,7 @@
           <w:color w:val="000000" w:themeColor="text1"/>
           <w:sz w:val="28"/>
         </w:rPr>
-        <w:t>7.2 Recepción</w:t>
+        <w:t>7.3 Diagnóstico</w:t>
       </w:r>
       <w:bookmarkEnd w:id="17"/>
     </w:p>
@@ -6424,31 +6481,31 @@
         <w:pStyle w:val="apa"/>
       </w:pPr>
       <w:r>
-        <w:t>La recepción constituye la primera estación del taller.</w:t>
-      </w:r>
-    </w:p>
-    <w:p>
-      <w:pPr>
-        <w:pStyle w:val="apa"/>
-      </w:pPr>
-      <w:r>
-        <w:t>En esta etapa se realiza el ingreso del equipo al proceso y se considera un tiempo de atención de:</w:t>
-      </w:r>
-    </w:p>
-    <w:p>
-      <w:pPr>
-        <w:pStyle w:val="apa"/>
-      </w:pPr>
-      <w:r>
-        <w:t>5 minutos.</w:t>
-      </w:r>
-    </w:p>
-    <w:p>
-      <w:pPr>
-        <w:pStyle w:val="apa"/>
-      </w:pPr>
-      <w:r>
-        <w:t>La estación utiliza al Técnico 1.</w:t>
+        <w:t>Una vez finalizada la recepción, el equipo pasa a la estación de diagnóstico.</w:t>
+      </w:r>
+    </w:p>
+    <w:p>
+      <w:pPr>
+        <w:pStyle w:val="apa"/>
+      </w:pPr>
+      <w:r>
+        <w:t>El tiempo establecido para esta etapa es:</w:t>
+      </w:r>
+    </w:p>
+    <w:p>
+      <w:pPr>
+        <w:pStyle w:val="apa"/>
+      </w:pPr>
+      <w:r>
+        <w:t>15 minutos.</w:t>
+      </w:r>
+    </w:p>
+    <w:p>
+      <w:pPr>
+        <w:pStyle w:val="apa"/>
+      </w:pPr>
+      <w:r>
+        <w:t>Esta actividad es realizada por el Técnico 2.</w:t>
       </w:r>
     </w:p>
     <w:p>
@@ -6466,66 +6523,7 @@
           <w:sz w:val="28"/>
         </w:rPr>
       </w:pPr>
-      <w:bookmarkStart w:id="18" w:name="_Toc241904677"/>
-      <w:r>
-        <w:rPr>
-          <w:rFonts w:ascii="Arial" w:hAnsi="Arial" w:cs="Arial"/>
-          <w:b/>
-          <w:color w:val="000000" w:themeColor="text1"/>
-          <w:sz w:val="28"/>
-        </w:rPr>
-        <w:t>7.3 Diagnóstico</w:t>
-      </w:r>
-      <w:bookmarkEnd w:id="18"/>
-    </w:p>
-    <w:p>
-      <w:pPr>
-        <w:pStyle w:val="apa"/>
-      </w:pPr>
-      <w:r>
-        <w:t>Una vez finalizada la recepción, el equipo pasa a la estación de diagnóstico.</w:t>
-      </w:r>
-    </w:p>
-    <w:p>
-      <w:pPr>
-        <w:pStyle w:val="apa"/>
-      </w:pPr>
-      <w:r>
-        <w:t>El tiempo establecido para esta etapa es:</w:t>
-      </w:r>
-    </w:p>
-    <w:p>
-      <w:pPr>
-        <w:pStyle w:val="apa"/>
-      </w:pPr>
-      <w:r>
-        <w:t>15 minutos.</w:t>
-      </w:r>
-    </w:p>
-    <w:p>
-      <w:pPr>
-        <w:pStyle w:val="apa"/>
-      </w:pPr>
-      <w:r>
-        <w:t>Esta actividad es realizada por el Técnico 2.</w:t>
-      </w:r>
-    </w:p>
-    <w:p>
-      <w:pPr>
-        <w:pStyle w:val="apa"/>
-      </w:pPr>
-    </w:p>
-    <w:p>
-      <w:pPr>
-        <w:pStyle w:val="Ttulo2"/>
-        <w:rPr>
-          <w:rFonts w:ascii="Arial" w:hAnsi="Arial" w:cs="Arial"/>
-          <w:b/>
-          <w:color w:val="000000" w:themeColor="text1"/>
-          <w:sz w:val="28"/>
-        </w:rPr>
-      </w:pPr>
-      <w:bookmarkStart w:id="19" w:name="_Toc241904678"/>
+      <w:bookmarkStart w:id="18" w:name="_Toc241904678"/>
       <w:r>
         <w:rPr>
           <w:rFonts w:ascii="Arial" w:hAnsi="Arial" w:cs="Arial"/>
@@ -6536,6 +6534,81 @@
         <w:lastRenderedPageBreak/>
         <w:t>7.4 Reparación</w:t>
       </w:r>
+      <w:bookmarkEnd w:id="18"/>
+    </w:p>
+    <w:p>
+      <w:pPr>
+        <w:pStyle w:val="apa"/>
+      </w:pPr>
+      <w:r>
+        <w:t>Después del diagnóstico, el equipo pasa a la estación de reparación.</w:t>
+      </w:r>
+    </w:p>
+    <w:p>
+      <w:pPr>
+        <w:pStyle w:val="apa"/>
+      </w:pPr>
+      <w:r>
+        <w:t>Esta etapa tiene una duración aproximada de:</w:t>
+      </w:r>
+    </w:p>
+    <w:p>
+      <w:pPr>
+        <w:pStyle w:val="apa"/>
+      </w:pPr>
+      <w:r>
+        <w:t>45 minutos.</w:t>
+      </w:r>
+    </w:p>
+    <w:p>
+      <w:pPr>
+        <w:pStyle w:val="apa"/>
+      </w:pPr>
+      <w:r>
+        <w:t>La capacidad de esta estación puede modificarse entre uno y tres técnicos.</w:t>
+      </w:r>
+    </w:p>
+    <w:p>
+      <w:pPr>
+        <w:pStyle w:val="apa"/>
+      </w:pPr>
+      <w:r>
+        <w:t xml:space="preserve">La reparación también contempla una posibilidad de </w:t>
+      </w:r>
+      <w:proofErr w:type="spellStart"/>
+      <w:r>
+        <w:t>retrabajo</w:t>
+      </w:r>
+      <w:proofErr w:type="spellEnd"/>
+      <w:r>
+        <w:t>. En el modelo se establece una probabilidad del 20 % de que un equipo tenga que regresar a reparación.</w:t>
+      </w:r>
+    </w:p>
+    <w:p>
+      <w:pPr>
+        <w:pStyle w:val="apa"/>
+      </w:pPr>
+    </w:p>
+    <w:p>
+      <w:pPr>
+        <w:pStyle w:val="Ttulo2"/>
+        <w:rPr>
+          <w:rFonts w:ascii="Arial" w:hAnsi="Arial" w:cs="Arial"/>
+          <w:b/>
+          <w:color w:val="000000" w:themeColor="text1"/>
+          <w:sz w:val="28"/>
+        </w:rPr>
+      </w:pPr>
+      <w:bookmarkStart w:id="19" w:name="_Toc241904679"/>
+      <w:r>
+        <w:rPr>
+          <w:rFonts w:ascii="Arial" w:hAnsi="Arial" w:cs="Arial"/>
+          <w:b/>
+          <w:color w:val="000000" w:themeColor="text1"/>
+          <w:sz w:val="28"/>
+        </w:rPr>
+        <w:t>7.5 Pruebas de calidad</w:t>
+      </w:r>
       <w:bookmarkEnd w:id="19"/>
     </w:p>
     <w:p>
@@ -6543,39 +6616,39 @@
         <w:pStyle w:val="apa"/>
       </w:pPr>
       <w:r>
-        <w:t>Después del diagnóstico, el equipo pasa a la estación de reparación.</w:t>
-      </w:r>
-    </w:p>
-    <w:p>
-      <w:pPr>
-        <w:pStyle w:val="apa"/>
-      </w:pPr>
-      <w:r>
-        <w:t>Esta etapa tiene una duración aproximada de:</w:t>
-      </w:r>
-    </w:p>
-    <w:p>
-      <w:pPr>
-        <w:pStyle w:val="apa"/>
-      </w:pPr>
-      <w:r>
-        <w:t>45 minutos.</w:t>
-      </w:r>
-    </w:p>
-    <w:p>
-      <w:pPr>
-        <w:pStyle w:val="apa"/>
-      </w:pPr>
-      <w:r>
-        <w:t>La capacidad de esta estación puede modificarse entre uno y tres técnicos.</w:t>
-      </w:r>
-    </w:p>
-    <w:p>
-      <w:pPr>
-        <w:pStyle w:val="apa"/>
-      </w:pPr>
-      <w:r>
-        <w:t xml:space="preserve">La reparación también contempla una posibilidad de </w:t>
+        <w:t>Después de la reparación, el equipo pasa a las pruebas de calidad.</w:t>
+      </w:r>
+    </w:p>
+    <w:p>
+      <w:pPr>
+        <w:pStyle w:val="apa"/>
+      </w:pPr>
+      <w:r>
+        <w:t>Esta etapa tiene una duración de:</w:t>
+      </w:r>
+    </w:p>
+    <w:p>
+      <w:pPr>
+        <w:pStyle w:val="apa"/>
+      </w:pPr>
+      <w:r>
+        <w:t>10 minutos.</w:t>
+      </w:r>
+    </w:p>
+    <w:p>
+      <w:pPr>
+        <w:pStyle w:val="apa"/>
+      </w:pPr>
+      <w:r>
+        <w:t>La actividad corresponde al Técnico 2.</w:t>
+      </w:r>
+    </w:p>
+    <w:p>
+      <w:pPr>
+        <w:pStyle w:val="apa"/>
+      </w:pPr>
+      <w:r>
+        <w:t xml:space="preserve">Cuando un equipo requiere </w:t>
       </w:r>
       <w:proofErr w:type="spellStart"/>
       <w:r>
@@ -6583,7 +6656,7 @@
       </w:r>
       <w:proofErr w:type="spellEnd"/>
       <w:r>
-        <w:t>. En el modelo se establece una probabilidad del 20 % de que un equipo tenga que regresar a reparación.</w:t>
+        <w:t>, vuelve a la estación de reparación antes de continuar nuevamente hacia las pruebas de calidad.</w:t>
       </w:r>
     </w:p>
     <w:p>
@@ -6601,7 +6674,7 @@
           <w:sz w:val="28"/>
         </w:rPr>
       </w:pPr>
-      <w:bookmarkStart w:id="20" w:name="_Toc241904679"/>
+      <w:bookmarkStart w:id="20" w:name="_Toc241904680"/>
       <w:r>
         <w:rPr>
           <w:rFonts w:ascii="Arial" w:hAnsi="Arial" w:cs="Arial"/>
@@ -6609,7 +6682,7 @@
           <w:color w:val="000000" w:themeColor="text1"/>
           <w:sz w:val="28"/>
         </w:rPr>
-        <w:t>7.5 Pruebas de calidad</w:t>
+        <w:t>7.6 Entrega y facturación</w:t>
       </w:r>
       <w:bookmarkEnd w:id="20"/>
     </w:p>
@@ -6618,47 +6691,39 @@
         <w:pStyle w:val="apa"/>
       </w:pPr>
       <w:r>
-        <w:t>Después de la reparación, el equipo pasa a las pruebas de calidad.</w:t>
-      </w:r>
-    </w:p>
-    <w:p>
-      <w:pPr>
-        <w:pStyle w:val="apa"/>
-      </w:pPr>
-      <w:r>
-        <w:t>Esta etapa tiene una duración de:</w:t>
-      </w:r>
-    </w:p>
-    <w:p>
-      <w:pPr>
-        <w:pStyle w:val="apa"/>
-      </w:pPr>
-      <w:r>
-        <w:t>10 minutos.</w:t>
-      </w:r>
-    </w:p>
-    <w:p>
-      <w:pPr>
-        <w:pStyle w:val="apa"/>
-      </w:pPr>
-      <w:r>
-        <w:t>La actividad corresponde al Técnico 2.</w:t>
-      </w:r>
-    </w:p>
-    <w:p>
-      <w:pPr>
-        <w:pStyle w:val="apa"/>
-      </w:pPr>
-      <w:r>
-        <w:t xml:space="preserve">Cuando un equipo requiere </w:t>
-      </w:r>
-      <w:proofErr w:type="spellStart"/>
-      <w:r>
-        <w:t>retrabajo</w:t>
-      </w:r>
-      <w:proofErr w:type="spellEnd"/>
-      <w:r>
-        <w:t>, vuelve a la estación de reparación antes de continuar nuevamente hacia las pruebas de calidad.</w:t>
+        <w:t>Una vez que el equipo supera las pruebas de calidad, pasa a la estación de entrega y facturación.</w:t>
+      </w:r>
+    </w:p>
+    <w:p>
+      <w:pPr>
+        <w:pStyle w:val="apa"/>
+      </w:pPr>
+      <w:r>
+        <w:t>El tiempo establecido es de:</w:t>
+      </w:r>
+    </w:p>
+    <w:p>
+      <w:pPr>
+        <w:pStyle w:val="apa"/>
+      </w:pPr>
+      <w:r>
+        <w:t>5 minutos.</w:t>
+      </w:r>
+    </w:p>
+    <w:p>
+      <w:pPr>
+        <w:pStyle w:val="apa"/>
+      </w:pPr>
+      <w:r>
+        <w:t>Esta actividad corresponde al Técnico 1.</w:t>
+      </w:r>
+    </w:p>
+    <w:p>
+      <w:pPr>
+        <w:pStyle w:val="apa"/>
+      </w:pPr>
+      <w:r>
+        <w:t>Una vez concluida esta etapa, el equipo se considera terminado.</w:t>
       </w:r>
     </w:p>
     <w:p>
@@ -6673,77 +6738,10 @@
           <w:rFonts w:ascii="Arial" w:hAnsi="Arial" w:cs="Arial"/>
           <w:b/>
           <w:color w:val="000000" w:themeColor="text1"/>
-          <w:sz w:val="28"/>
-        </w:rPr>
-      </w:pPr>
-      <w:bookmarkStart w:id="21" w:name="_Toc241904680"/>
-      <w:r>
-        <w:rPr>
-          <w:rFonts w:ascii="Arial" w:hAnsi="Arial" w:cs="Arial"/>
-          <w:b/>
-          <w:color w:val="000000" w:themeColor="text1"/>
-          <w:sz w:val="28"/>
-        </w:rPr>
-        <w:t>7.6 Entrega y facturación</w:t>
-      </w:r>
-      <w:bookmarkEnd w:id="21"/>
-    </w:p>
-    <w:p>
-      <w:pPr>
-        <w:pStyle w:val="apa"/>
-      </w:pPr>
-      <w:r>
-        <w:t>Una vez que el equipo supera las pruebas de calidad, pasa a la estación de entrega y facturación.</w:t>
-      </w:r>
-    </w:p>
-    <w:p>
-      <w:pPr>
-        <w:pStyle w:val="apa"/>
-      </w:pPr>
-      <w:r>
-        <w:t>El tiempo establecido es de:</w:t>
-      </w:r>
-    </w:p>
-    <w:p>
-      <w:pPr>
-        <w:pStyle w:val="apa"/>
-      </w:pPr>
-      <w:r>
-        <w:t>5 minutos.</w:t>
-      </w:r>
-    </w:p>
-    <w:p>
-      <w:pPr>
-        <w:pStyle w:val="apa"/>
-      </w:pPr>
-      <w:r>
-        <w:t>Esta actividad corresponde al Técnico 1.</w:t>
-      </w:r>
-    </w:p>
-    <w:p>
-      <w:pPr>
-        <w:pStyle w:val="apa"/>
-      </w:pPr>
-      <w:r>
-        <w:t>Una vez concluida esta etapa, el equipo se considera terminado.</w:t>
-      </w:r>
-    </w:p>
-    <w:p>
-      <w:pPr>
-        <w:pStyle w:val="apa"/>
-      </w:pPr>
-    </w:p>
-    <w:p>
-      <w:pPr>
-        <w:pStyle w:val="Ttulo2"/>
-        <w:rPr>
-          <w:rFonts w:ascii="Arial" w:hAnsi="Arial" w:cs="Arial"/>
-          <w:b/>
-          <w:color w:val="000000" w:themeColor="text1"/>
           <w:sz w:val="36"/>
         </w:rPr>
       </w:pPr>
-      <w:bookmarkStart w:id="22" w:name="_Toc241904681"/>
+      <w:bookmarkStart w:id="21" w:name="_Toc241904681"/>
       <w:r>
         <w:rPr>
           <w:rFonts w:ascii="Arial" w:hAnsi="Arial" w:cs="Arial"/>
@@ -6754,7 +6752,7 @@
         <w:lastRenderedPageBreak/>
         <w:t>8. PARÁMETROS DE LA SIMULACIÓN</w:t>
       </w:r>
-      <w:bookmarkEnd w:id="22"/>
+      <w:bookmarkEnd w:id="21"/>
     </w:p>
     <w:p>
       <w:pPr>
@@ -7112,7 +7110,7 @@
           <w:sz w:val="36"/>
         </w:rPr>
       </w:pPr>
-      <w:bookmarkStart w:id="23" w:name="_Toc241904682"/>
+      <w:bookmarkStart w:id="22" w:name="_Toc241904682"/>
       <w:r>
         <w:rPr>
           <w:rFonts w:ascii="Arial" w:hAnsi="Arial" w:cs="Arial"/>
@@ -7122,7 +7120,7 @@
         </w:rPr>
         <w:t>9. DESCRIPCIÓN DE LA INTERFAZ</w:t>
       </w:r>
-      <w:bookmarkEnd w:id="23"/>
+      <w:bookmarkEnd w:id="22"/>
     </w:p>
     <w:p>
       <w:pPr>
@@ -7395,7 +7393,7 @@
           <w:sz w:val="36"/>
         </w:rPr>
       </w:pPr>
-      <w:bookmarkStart w:id="24" w:name="_Toc241904683"/>
+      <w:bookmarkStart w:id="23" w:name="_Toc241904683"/>
       <w:r>
         <w:rPr>
           <w:rFonts w:ascii="Arial" w:hAnsi="Arial" w:cs="Arial"/>
@@ -7406,6 +7404,78 @@
         <w:lastRenderedPageBreak/>
         <w:t>10. IMPLEMENTACIÓN EN R MEDIANTE SHINY</w:t>
       </w:r>
+      <w:bookmarkEnd w:id="23"/>
+    </w:p>
+    <w:p>
+      <w:pPr>
+        <w:pStyle w:val="apa"/>
+      </w:pPr>
+      <w:r>
+        <w:t xml:space="preserve">La primera versión del sistema fue desarrollada utilizando el lenguaje R y el </w:t>
+      </w:r>
+      <w:proofErr w:type="spellStart"/>
+      <w:r>
+        <w:t>framework</w:t>
+      </w:r>
+      <w:proofErr w:type="spellEnd"/>
+      <w:r>
+        <w:t xml:space="preserve"> </w:t>
+      </w:r>
+      <w:proofErr w:type="spellStart"/>
+      <w:r>
+        <w:t>Shiny</w:t>
+      </w:r>
+      <w:proofErr w:type="spellEnd"/>
+      <w:r>
+        <w:t>.</w:t>
+      </w:r>
+    </w:p>
+    <w:p>
+      <w:pPr>
+        <w:pStyle w:val="apa"/>
+      </w:pPr>
+      <w:proofErr w:type="spellStart"/>
+      <w:r>
+        <w:t>Shiny</w:t>
+      </w:r>
+      <w:proofErr w:type="spellEnd"/>
+      <w:r>
+        <w:t xml:space="preserve"> permite construir aplicaciones interactivas utilizando R y una interfaz basada en tecnologías web.</w:t>
+      </w:r>
+    </w:p>
+    <w:p>
+      <w:pPr>
+        <w:pStyle w:val="apa"/>
+      </w:pPr>
+      <w:r>
+        <w:t>En esta implementación se utiliza una interfaz visual que integra elementos HTML, estilos CSS y código JavaScript para representar la simulación.</w:t>
+      </w:r>
+    </w:p>
+    <w:p>
+      <w:pPr>
+        <w:pStyle w:val="apa"/>
+      </w:pPr>
+    </w:p>
+    <w:p>
+      <w:pPr>
+        <w:pStyle w:val="Ttulo2"/>
+        <w:rPr>
+          <w:rFonts w:ascii="Arial" w:hAnsi="Arial" w:cs="Arial"/>
+          <w:b/>
+          <w:color w:val="000000" w:themeColor="text1"/>
+          <w:sz w:val="28"/>
+        </w:rPr>
+      </w:pPr>
+      <w:bookmarkStart w:id="24" w:name="_Toc241904684"/>
+      <w:r>
+        <w:rPr>
+          <w:rFonts w:ascii="Arial" w:hAnsi="Arial" w:cs="Arial"/>
+          <w:b/>
+          <w:color w:val="000000" w:themeColor="text1"/>
+          <w:sz w:val="28"/>
+        </w:rPr>
+        <w:t>10.1 Interfaz</w:t>
+      </w:r>
       <w:bookmarkEnd w:id="24"/>
     </w:p>
     <w:p>
@@ -7413,44 +7483,122 @@
         <w:pStyle w:val="apa"/>
       </w:pPr>
       <w:r>
-        <w:t xml:space="preserve">La primera versión del sistema fue desarrollada utilizando el lenguaje R y el </w:t>
+        <w:t>La aplicación contiene un encabezado principal con el nombre:</w:t>
+      </w:r>
+    </w:p>
+    <w:p>
+      <w:pPr>
+        <w:pStyle w:val="apa"/>
+      </w:pPr>
+      <w:r>
+        <w:t>Taller de Electrónica 2D</w:t>
+      </w:r>
+    </w:p>
+    <w:p>
+      <w:pPr>
+        <w:pStyle w:val="apa"/>
+      </w:pPr>
+      <w:r>
+        <w:t>También incluye controles para:</w:t>
+      </w:r>
+    </w:p>
+    <w:p>
+      <w:pPr>
+        <w:pStyle w:val="apa"/>
+      </w:pPr>
+      <w:r>
+        <w:t>Modificar el número de técnicos de reparación.</w:t>
+      </w:r>
+    </w:p>
+    <w:p>
+      <w:pPr>
+        <w:pStyle w:val="apa"/>
+      </w:pPr>
+      <w:r>
+        <w:t>Iniciar la simulación.</w:t>
+      </w:r>
+    </w:p>
+    <w:p>
+      <w:pPr>
+        <w:pStyle w:val="apa"/>
+      </w:pPr>
+      <w:r>
+        <w:t>Pausar la simulación.</w:t>
+      </w:r>
+    </w:p>
+    <w:p>
+      <w:pPr>
+        <w:pStyle w:val="apa"/>
+      </w:pPr>
+      <w:r>
+        <w:t>Reiniciar la simulación.</w:t>
+      </w:r>
+    </w:p>
+    <w:p>
+      <w:pPr>
+        <w:pStyle w:val="apa"/>
+      </w:pPr>
+      <w:r>
+        <w:t>Modificar la velocidad.</w:t>
+      </w:r>
+    </w:p>
+    <w:p>
+      <w:pPr>
+        <w:pStyle w:val="apa"/>
+      </w:pPr>
+    </w:p>
+    <w:p>
+      <w:pPr>
+        <w:pStyle w:val="Ttulo2"/>
+        <w:rPr>
+          <w:rFonts w:ascii="Arial" w:hAnsi="Arial" w:cs="Arial"/>
+          <w:b/>
+          <w:color w:val="000000" w:themeColor="text1"/>
+          <w:sz w:val="28"/>
+        </w:rPr>
+      </w:pPr>
+      <w:bookmarkStart w:id="25" w:name="_Toc241904685"/>
+      <w:r>
+        <w:rPr>
+          <w:rFonts w:ascii="Arial" w:hAnsi="Arial" w:cs="Arial"/>
+          <w:b/>
+          <w:color w:val="000000" w:themeColor="text1"/>
+          <w:sz w:val="28"/>
+        </w:rPr>
+        <w:t>10.2 Representación gráfica</w:t>
+      </w:r>
+      <w:bookmarkEnd w:id="25"/>
+    </w:p>
+    <w:p>
+      <w:pPr>
+        <w:pStyle w:val="apa"/>
+      </w:pPr>
+      <w:r>
+        <w:t xml:space="preserve">La simulación utiliza un elemento </w:t>
       </w:r>
       <w:proofErr w:type="spellStart"/>
       <w:r>
-        <w:t>framework</w:t>
+        <w:t>canvas</w:t>
       </w:r>
       <w:proofErr w:type="spellEnd"/>
       <w:r>
-        <w:t xml:space="preserve"> </w:t>
-      </w:r>
-      <w:proofErr w:type="spellStart"/>
-      <w:r>
-        <w:t>Shiny</w:t>
-      </w:r>
-      <w:proofErr w:type="spellEnd"/>
-      <w:r>
-        <w:t>.</w:t>
-      </w:r>
-    </w:p>
-    <w:p>
-      <w:pPr>
-        <w:pStyle w:val="apa"/>
-      </w:pPr>
-      <w:proofErr w:type="spellStart"/>
-      <w:r>
-        <w:t>Shiny</w:t>
-      </w:r>
-      <w:proofErr w:type="spellEnd"/>
-      <w:r>
-        <w:t xml:space="preserve"> permite construir aplicaciones interactivas utilizando R y una interfaz basada en tecnologías web.</w:t>
-      </w:r>
-    </w:p>
-    <w:p>
-      <w:pPr>
-        <w:pStyle w:val="apa"/>
-      </w:pPr>
-      <w:r>
-        <w:t>En esta implementación se utiliza una interfaz visual que integra elementos HTML, estilos CSS y código JavaScript para representar la simulación.</w:t>
+        <w:t xml:space="preserve"> para representar gráficamente las estaciones y el movimiento de los equipos.</w:t>
+      </w:r>
+    </w:p>
+    <w:p>
+      <w:pPr>
+        <w:pStyle w:val="apa"/>
+      </w:pPr>
+      <w:r>
+        <w:t>Las estaciones se conectan mediante líneas que representan el recorrido del proceso.</w:t>
+      </w:r>
+    </w:p>
+    <w:p>
+      <w:pPr>
+        <w:pStyle w:val="apa"/>
+      </w:pPr>
+      <w:r>
+        <w:t>Los equipos son representados visualmente dentro del plano del taller.</w:t>
       </w:r>
     </w:p>
     <w:p>
@@ -7468,157 +7616,7 @@
           <w:sz w:val="28"/>
         </w:rPr>
       </w:pPr>
-      <w:bookmarkStart w:id="25" w:name="_Toc241904684"/>
-      <w:r>
-        <w:rPr>
-          <w:rFonts w:ascii="Arial" w:hAnsi="Arial" w:cs="Arial"/>
-          <w:b/>
-          <w:color w:val="000000" w:themeColor="text1"/>
-          <w:sz w:val="28"/>
-        </w:rPr>
-        <w:t>10.1 Interfaz</w:t>
-      </w:r>
-      <w:bookmarkEnd w:id="25"/>
-    </w:p>
-    <w:p>
-      <w:pPr>
-        <w:pStyle w:val="apa"/>
-      </w:pPr>
-      <w:r>
-        <w:t>La aplicación contiene un encabezado principal con el nombre:</w:t>
-      </w:r>
-    </w:p>
-    <w:p>
-      <w:pPr>
-        <w:pStyle w:val="apa"/>
-      </w:pPr>
-      <w:r>
-        <w:t>Taller de Electrónica 2D</w:t>
-      </w:r>
-    </w:p>
-    <w:p>
-      <w:pPr>
-        <w:pStyle w:val="apa"/>
-      </w:pPr>
-      <w:r>
-        <w:t>También incluye controles para:</w:t>
-      </w:r>
-    </w:p>
-    <w:p>
-      <w:pPr>
-        <w:pStyle w:val="apa"/>
-      </w:pPr>
-      <w:r>
-        <w:t>Modificar el número de técnicos de reparación.</w:t>
-      </w:r>
-    </w:p>
-    <w:p>
-      <w:pPr>
-        <w:pStyle w:val="apa"/>
-      </w:pPr>
-      <w:r>
-        <w:t>Iniciar la simulación.</w:t>
-      </w:r>
-    </w:p>
-    <w:p>
-      <w:pPr>
-        <w:pStyle w:val="apa"/>
-      </w:pPr>
-      <w:r>
-        <w:t>Pausar la simulación.</w:t>
-      </w:r>
-    </w:p>
-    <w:p>
-      <w:pPr>
-        <w:pStyle w:val="apa"/>
-      </w:pPr>
-      <w:r>
-        <w:t>Reiniciar la simulación.</w:t>
-      </w:r>
-    </w:p>
-    <w:p>
-      <w:pPr>
-        <w:pStyle w:val="apa"/>
-      </w:pPr>
-      <w:r>
-        <w:t>Modificar la velocidad.</w:t>
-      </w:r>
-    </w:p>
-    <w:p>
-      <w:pPr>
-        <w:pStyle w:val="apa"/>
-      </w:pPr>
-    </w:p>
-    <w:p>
-      <w:pPr>
-        <w:pStyle w:val="Ttulo2"/>
-        <w:rPr>
-          <w:rFonts w:ascii="Arial" w:hAnsi="Arial" w:cs="Arial"/>
-          <w:b/>
-          <w:color w:val="000000" w:themeColor="text1"/>
-          <w:sz w:val="28"/>
-        </w:rPr>
-      </w:pPr>
-      <w:bookmarkStart w:id="26" w:name="_Toc241904685"/>
-      <w:r>
-        <w:rPr>
-          <w:rFonts w:ascii="Arial" w:hAnsi="Arial" w:cs="Arial"/>
-          <w:b/>
-          <w:color w:val="000000" w:themeColor="text1"/>
-          <w:sz w:val="28"/>
-        </w:rPr>
-        <w:t>10.2 Representación gráfica</w:t>
-      </w:r>
-      <w:bookmarkEnd w:id="26"/>
-    </w:p>
-    <w:p>
-      <w:pPr>
-        <w:pStyle w:val="apa"/>
-      </w:pPr>
-      <w:r>
-        <w:t xml:space="preserve">La simulación utiliza un elemento </w:t>
-      </w:r>
-      <w:proofErr w:type="spellStart"/>
-      <w:r>
-        <w:t>canvas</w:t>
-      </w:r>
-      <w:proofErr w:type="spellEnd"/>
-      <w:r>
-        <w:t xml:space="preserve"> para representar gráficamente las estaciones y el movimiento de los equipos.</w:t>
-      </w:r>
-    </w:p>
-    <w:p>
-      <w:pPr>
-        <w:pStyle w:val="apa"/>
-      </w:pPr>
-      <w:r>
-        <w:t>Las estaciones se conectan mediante líneas que representan el recorrido del proceso.</w:t>
-      </w:r>
-    </w:p>
-    <w:p>
-      <w:pPr>
-        <w:pStyle w:val="apa"/>
-      </w:pPr>
-      <w:r>
-        <w:t>Los equipos son representados visualmente dentro del plano del taller.</w:t>
-      </w:r>
-    </w:p>
-    <w:p>
-      <w:pPr>
-        <w:pStyle w:val="apa"/>
-      </w:pPr>
-    </w:p>
-    <w:p>
-      <w:pPr>
-        <w:pStyle w:val="Ttulo2"/>
-        <w:rPr>
-          <w:rFonts w:ascii="Arial" w:hAnsi="Arial" w:cs="Arial"/>
-          <w:b/>
-          <w:color w:val="000000" w:themeColor="text1"/>
-          <w:sz w:val="28"/>
-        </w:rPr>
-      </w:pPr>
-      <w:bookmarkStart w:id="27" w:name="_Toc241904686"/>
+      <w:bookmarkStart w:id="26" w:name="_Toc241904686"/>
       <w:r>
         <w:rPr>
           <w:rFonts w:ascii="Arial" w:hAnsi="Arial" w:cs="Arial"/>
@@ -7629,6 +7627,119 @@
         <w:lastRenderedPageBreak/>
         <w:t>10.3 Gestión de las estaciones</w:t>
       </w:r>
+      <w:bookmarkEnd w:id="26"/>
+    </w:p>
+    <w:p>
+      <w:pPr>
+        <w:pStyle w:val="apa"/>
+      </w:pPr>
+      <w:r>
+        <w:t>Las estaciones se almacenan en una estructura que contiene información como:</w:t>
+      </w:r>
+    </w:p>
+    <w:p>
+      <w:pPr>
+        <w:pStyle w:val="apa"/>
+      </w:pPr>
+      <w:r>
+        <w:t>Identificador.</w:t>
+      </w:r>
+    </w:p>
+    <w:p>
+      <w:pPr>
+        <w:pStyle w:val="apa"/>
+      </w:pPr>
+      <w:r>
+        <w:t>Nombre.</w:t>
+      </w:r>
+    </w:p>
+    <w:p>
+      <w:pPr>
+        <w:pStyle w:val="apa"/>
+      </w:pPr>
+      <w:r>
+        <w:t>Posición.</w:t>
+      </w:r>
+    </w:p>
+    <w:p>
+      <w:pPr>
+        <w:pStyle w:val="apa"/>
+      </w:pPr>
+      <w:r>
+        <w:t>Duración.</w:t>
+      </w:r>
+    </w:p>
+    <w:p>
+      <w:pPr>
+        <w:pStyle w:val="apa"/>
+      </w:pPr>
+      <w:r>
+        <w:t>Capacidad.</w:t>
+      </w:r>
+    </w:p>
+    <w:p>
+      <w:pPr>
+        <w:pStyle w:val="apa"/>
+      </w:pPr>
+      <w:r>
+        <w:t>Técnico responsable.</w:t>
+      </w:r>
+    </w:p>
+    <w:p>
+      <w:pPr>
+        <w:pStyle w:val="apa"/>
+      </w:pPr>
+      <w:r>
+        <w:t>Cola.</w:t>
+      </w:r>
+    </w:p>
+    <w:p>
+      <w:pPr>
+        <w:pStyle w:val="apa"/>
+      </w:pPr>
+      <w:r>
+        <w:t>Elementos actualmente procesados.</w:t>
+      </w:r>
+    </w:p>
+    <w:p>
+      <w:pPr>
+        <w:pStyle w:val="apa"/>
+      </w:pPr>
+      <w:r>
+        <w:t>Progreso.</w:t>
+      </w:r>
+    </w:p>
+    <w:p>
+      <w:pPr>
+        <w:pStyle w:val="apa"/>
+      </w:pPr>
+      <w:r>
+        <w:t>La estación de reparación puede modificar su capacidad de acuerdo con el número de técnicos seleccionado.</w:t>
+      </w:r>
+    </w:p>
+    <w:p>
+      <w:pPr>
+        <w:pStyle w:val="apa"/>
+      </w:pPr>
+    </w:p>
+    <w:p>
+      <w:pPr>
+        <w:pStyle w:val="Ttulo2"/>
+        <w:rPr>
+          <w:rFonts w:ascii="Arial" w:hAnsi="Arial" w:cs="Arial"/>
+          <w:b/>
+          <w:color w:val="000000" w:themeColor="text1"/>
+        </w:rPr>
+      </w:pPr>
+      <w:bookmarkStart w:id="27" w:name="_Toc241904687"/>
+      <w:r>
+        <w:rPr>
+          <w:rFonts w:ascii="Arial" w:hAnsi="Arial" w:cs="Arial"/>
+          <w:b/>
+          <w:color w:val="000000" w:themeColor="text1"/>
+        </w:rPr>
+        <w:t>10.4 Control del tiempo</w:t>
+      </w:r>
       <w:bookmarkEnd w:id="27"/>
     </w:p>
     <w:p>
@@ -7636,87 +7747,31 @@
         <w:pStyle w:val="apa"/>
       </w:pPr>
       <w:r>
-        <w:t>Las estaciones se almacenan en una estructura que contiene información como:</w:t>
-      </w:r>
-    </w:p>
-    <w:p>
-      <w:pPr>
-        <w:pStyle w:val="apa"/>
-      </w:pPr>
-      <w:r>
-        <w:t>Identificador.</w:t>
-      </w:r>
-    </w:p>
-    <w:p>
-      <w:pPr>
-        <w:pStyle w:val="apa"/>
-      </w:pPr>
-      <w:r>
-        <w:t>Nombre.</w:t>
-      </w:r>
-    </w:p>
-    <w:p>
-      <w:pPr>
-        <w:pStyle w:val="apa"/>
-      </w:pPr>
-      <w:r>
-        <w:t>Posición.</w:t>
-      </w:r>
-    </w:p>
-    <w:p>
-      <w:pPr>
-        <w:pStyle w:val="apa"/>
-      </w:pPr>
-      <w:r>
-        <w:t>Duración.</w:t>
-      </w:r>
-    </w:p>
-    <w:p>
-      <w:pPr>
-        <w:pStyle w:val="apa"/>
-      </w:pPr>
-      <w:r>
-        <w:t>Capacidad.</w:t>
-      </w:r>
-    </w:p>
-    <w:p>
-      <w:pPr>
-        <w:pStyle w:val="apa"/>
-      </w:pPr>
-      <w:r>
-        <w:t>Técnico responsable.</w:t>
-      </w:r>
-    </w:p>
-    <w:p>
-      <w:pPr>
-        <w:pStyle w:val="apa"/>
-      </w:pPr>
-      <w:r>
-        <w:t>Cola.</w:t>
-      </w:r>
-    </w:p>
-    <w:p>
-      <w:pPr>
-        <w:pStyle w:val="apa"/>
-      </w:pPr>
-      <w:r>
-        <w:t>Elementos actualmente procesados.</w:t>
-      </w:r>
-    </w:p>
-    <w:p>
-      <w:pPr>
-        <w:pStyle w:val="apa"/>
-      </w:pPr>
-      <w:r>
-        <w:t>Progreso.</w:t>
-      </w:r>
-    </w:p>
-    <w:p>
-      <w:pPr>
-        <w:pStyle w:val="apa"/>
-      </w:pPr>
-      <w:r>
-        <w:t>La estación de reparación puede modificar su capacidad de acuerdo con el número de técnicos seleccionado.</w:t>
+        <w:t>La aplicación utiliza un ciclo de actualización para avanzar el tiempo de la simulación.</w:t>
+      </w:r>
+    </w:p>
+    <w:p>
+      <w:pPr>
+        <w:pStyle w:val="apa"/>
+      </w:pPr>
+      <w:r>
+        <w:t>El sistema inicia en:</w:t>
+      </w:r>
+    </w:p>
+    <w:p>
+      <w:pPr>
+        <w:pStyle w:val="apa"/>
+      </w:pPr>
+      <w:r>
+        <w:t>Día 1 - 08:00</w:t>
+      </w:r>
+    </w:p>
+    <w:p>
+      <w:pPr>
+        <w:pStyle w:val="apa"/>
+      </w:pPr>
+      <w:r>
+        <w:t>y el reloj se actualiza conforme avanza la simulación.</w:t>
       </w:r>
     </w:p>
     <w:p>
@@ -7731,77 +7786,20 @@
           <w:rFonts w:ascii="Arial" w:hAnsi="Arial" w:cs="Arial"/>
           <w:b/>
           <w:color w:val="000000" w:themeColor="text1"/>
-        </w:rPr>
-      </w:pPr>
-      <w:bookmarkStart w:id="28" w:name="_Toc241904687"/>
+          <w:sz w:val="28"/>
+        </w:rPr>
+      </w:pPr>
+      <w:bookmarkStart w:id="28" w:name="_Toc241904688"/>
       <w:r>
         <w:rPr>
           <w:rFonts w:ascii="Arial" w:hAnsi="Arial" w:cs="Arial"/>
           <w:b/>
           <w:color w:val="000000" w:themeColor="text1"/>
-        </w:rPr>
-        <w:t>10.4 Control del tiempo</w:t>
+          <w:sz w:val="28"/>
+        </w:rPr>
+        <w:t>10.5 Indicadores</w:t>
       </w:r>
       <w:bookmarkEnd w:id="28"/>
-    </w:p>
-    <w:p>
-      <w:pPr>
-        <w:pStyle w:val="apa"/>
-      </w:pPr>
-      <w:r>
-        <w:t>La aplicación utiliza un ciclo de actualización para avanzar el tiempo de la simulación.</w:t>
-      </w:r>
-    </w:p>
-    <w:p>
-      <w:pPr>
-        <w:pStyle w:val="apa"/>
-      </w:pPr>
-      <w:r>
-        <w:t>El sistema inicia en:</w:t>
-      </w:r>
-    </w:p>
-    <w:p>
-      <w:pPr>
-        <w:pStyle w:val="apa"/>
-      </w:pPr>
-      <w:r>
-        <w:t>Día 1 - 08:00</w:t>
-      </w:r>
-    </w:p>
-    <w:p>
-      <w:pPr>
-        <w:pStyle w:val="apa"/>
-      </w:pPr>
-      <w:r>
-        <w:t>y el reloj se actualiza conforme avanza la simulación.</w:t>
-      </w:r>
-    </w:p>
-    <w:p>
-      <w:pPr>
-        <w:pStyle w:val="apa"/>
-      </w:pPr>
-    </w:p>
-    <w:p>
-      <w:pPr>
-        <w:pStyle w:val="Ttulo2"/>
-        <w:rPr>
-          <w:rFonts w:ascii="Arial" w:hAnsi="Arial" w:cs="Arial"/>
-          <w:b/>
-          <w:color w:val="000000" w:themeColor="text1"/>
-          <w:sz w:val="28"/>
-        </w:rPr>
-      </w:pPr>
-      <w:bookmarkStart w:id="29" w:name="_Toc241904688"/>
-      <w:r>
-        <w:rPr>
-          <w:rFonts w:ascii="Arial" w:hAnsi="Arial" w:cs="Arial"/>
-          <w:b/>
-          <w:color w:val="000000" w:themeColor="text1"/>
-          <w:sz w:val="28"/>
-        </w:rPr>
-        <w:t>10.5 Indicadores</w:t>
-      </w:r>
-      <w:bookmarkEnd w:id="29"/>
     </w:p>
     <w:p>
       <w:pPr>
@@ -7867,7 +7865,7 @@
           <w:sz w:val="36"/>
         </w:rPr>
       </w:pPr>
-      <w:bookmarkStart w:id="30" w:name="_Toc241904689"/>
+      <w:bookmarkStart w:id="29" w:name="_Toc241904689"/>
       <w:r>
         <w:rPr>
           <w:rFonts w:ascii="Arial" w:hAnsi="Arial" w:cs="Arial"/>
@@ -7877,76 +7875,76 @@
         </w:rPr>
         <w:t>11. IMPLEMENTACIÓN EN PYTHON MEDIANTE TKINTER</w:t>
       </w:r>
+      <w:bookmarkEnd w:id="29"/>
+    </w:p>
+    <w:p>
+      <w:pPr>
+        <w:pStyle w:val="apa"/>
+      </w:pPr>
+      <w:r>
+        <w:t xml:space="preserve">La segunda versión del sistema fue desarrollada utilizando Python y la biblioteca gráfica </w:t>
+      </w:r>
+      <w:proofErr w:type="spellStart"/>
+      <w:r>
+        <w:t>Tkinter</w:t>
+      </w:r>
+      <w:proofErr w:type="spellEnd"/>
+      <w:r>
+        <w:t>.</w:t>
+      </w:r>
+    </w:p>
+    <w:p>
+      <w:pPr>
+        <w:pStyle w:val="apa"/>
+      </w:pPr>
+      <w:r>
+        <w:t>El programa está estructurado principalmente alrededor de la clase:</w:t>
+      </w:r>
+    </w:p>
+    <w:p>
+      <w:pPr>
+        <w:pStyle w:val="apa"/>
+      </w:pPr>
+      <w:proofErr w:type="spellStart"/>
+      <w:r>
+        <w:t>ElectronicsShopSimulator</w:t>
+      </w:r>
+      <w:proofErr w:type="spellEnd"/>
+    </w:p>
+    <w:p>
+      <w:pPr>
+        <w:pStyle w:val="apa"/>
+      </w:pPr>
+      <w:r>
+        <w:t>Esta clase administra la interfaz gráfica, las estaciones, los equipos, el tiempo y la ejecución de la simulación.</w:t>
+      </w:r>
+    </w:p>
+    <w:p>
+      <w:pPr>
+        <w:pStyle w:val="apa"/>
+      </w:pPr>
+    </w:p>
+    <w:p>
+      <w:pPr>
+        <w:pStyle w:val="Ttulo2"/>
+        <w:rPr>
+          <w:rFonts w:ascii="Arial" w:hAnsi="Arial" w:cs="Arial"/>
+          <w:b/>
+          <w:color w:val="000000" w:themeColor="text1"/>
+          <w:sz w:val="28"/>
+        </w:rPr>
+      </w:pPr>
+      <w:bookmarkStart w:id="30" w:name="_Toc241904690"/>
+      <w:r>
+        <w:rPr>
+          <w:rFonts w:ascii="Arial" w:hAnsi="Arial" w:cs="Arial"/>
+          <w:b/>
+          <w:color w:val="000000" w:themeColor="text1"/>
+          <w:sz w:val="28"/>
+        </w:rPr>
+        <w:t>11.1 Clase principal</w:t>
+      </w:r>
       <w:bookmarkEnd w:id="30"/>
-    </w:p>
-    <w:p>
-      <w:pPr>
-        <w:pStyle w:val="apa"/>
-      </w:pPr>
-      <w:r>
-        <w:t xml:space="preserve">La segunda versión del sistema fue desarrollada utilizando Python y la biblioteca gráfica </w:t>
-      </w:r>
-      <w:proofErr w:type="spellStart"/>
-      <w:r>
-        <w:t>Tkinter</w:t>
-      </w:r>
-      <w:proofErr w:type="spellEnd"/>
-      <w:r>
-        <w:t>.</w:t>
-      </w:r>
-    </w:p>
-    <w:p>
-      <w:pPr>
-        <w:pStyle w:val="apa"/>
-      </w:pPr>
-      <w:r>
-        <w:t>El programa está estructurado principalmente alrededor de la clase:</w:t>
-      </w:r>
-    </w:p>
-    <w:p>
-      <w:pPr>
-        <w:pStyle w:val="apa"/>
-      </w:pPr>
-      <w:proofErr w:type="spellStart"/>
-      <w:r>
-        <w:t>ElectronicsShopSimulator</w:t>
-      </w:r>
-      <w:proofErr w:type="spellEnd"/>
-    </w:p>
-    <w:p>
-      <w:pPr>
-        <w:pStyle w:val="apa"/>
-      </w:pPr>
-      <w:r>
-        <w:t>Esta clase administra la interfaz gráfica, las estaciones, los equipos, el tiempo y la ejecución de la simulación.</w:t>
-      </w:r>
-    </w:p>
-    <w:p>
-      <w:pPr>
-        <w:pStyle w:val="apa"/>
-      </w:pPr>
-    </w:p>
-    <w:p>
-      <w:pPr>
-        <w:pStyle w:val="Ttulo2"/>
-        <w:rPr>
-          <w:rFonts w:ascii="Arial" w:hAnsi="Arial" w:cs="Arial"/>
-          <w:b/>
-          <w:color w:val="000000" w:themeColor="text1"/>
-          <w:sz w:val="28"/>
-        </w:rPr>
-      </w:pPr>
-      <w:bookmarkStart w:id="31" w:name="_Toc241904690"/>
-      <w:r>
-        <w:rPr>
-          <w:rFonts w:ascii="Arial" w:hAnsi="Arial" w:cs="Arial"/>
-          <w:b/>
-          <w:color w:val="000000" w:themeColor="text1"/>
-          <w:sz w:val="28"/>
-        </w:rPr>
-        <w:t>11.1 Clase principal</w:t>
-      </w:r>
-      <w:bookmarkEnd w:id="31"/>
     </w:p>
     <w:p>
       <w:pPr>
@@ -8052,7 +8050,7 @@
           <w:sz w:val="28"/>
         </w:rPr>
       </w:pPr>
-      <w:bookmarkStart w:id="32" w:name="_Toc241904691"/>
+      <w:bookmarkStart w:id="31" w:name="_Toc241904691"/>
       <w:r>
         <w:rPr>
           <w:rFonts w:ascii="Arial" w:hAnsi="Arial" w:cs="Arial"/>
@@ -8062,58 +8060,58 @@
         </w:rPr>
         <w:t>11.2 Representación de los equipos</w:t>
       </w:r>
+      <w:bookmarkEnd w:id="31"/>
+    </w:p>
+    <w:p>
+      <w:pPr>
+        <w:pStyle w:val="apa"/>
+      </w:pPr>
+      <w:r>
+        <w:t xml:space="preserve">El programa utiliza una clase denominada </w:t>
+      </w:r>
+      <w:proofErr w:type="spellStart"/>
+      <w:r>
+        <w:t>EquipmentObj</w:t>
+      </w:r>
+      <w:proofErr w:type="spellEnd"/>
+      <w:r>
+        <w:t xml:space="preserve"> para representar los equipos que ingresan al taller.</w:t>
+      </w:r>
+    </w:p>
+    <w:p>
+      <w:pPr>
+        <w:pStyle w:val="apa"/>
+      </w:pPr>
+      <w:r>
+        <w:t>Cada objeto mantiene información relacionada con su identificación y estado dentro del proceso.</w:t>
+      </w:r>
+    </w:p>
+    <w:p>
+      <w:pPr>
+        <w:pStyle w:val="apa"/>
+      </w:pPr>
+    </w:p>
+    <w:p>
+      <w:pPr>
+        <w:pStyle w:val="Ttulo2"/>
+        <w:rPr>
+          <w:rFonts w:ascii="Arial" w:hAnsi="Arial" w:cs="Arial"/>
+          <w:b/>
+          <w:color w:val="000000" w:themeColor="text1"/>
+          <w:sz w:val="28"/>
+        </w:rPr>
+      </w:pPr>
+      <w:bookmarkStart w:id="32" w:name="_Toc241904692"/>
+      <w:r>
+        <w:rPr>
+          <w:rFonts w:ascii="Arial" w:hAnsi="Arial" w:cs="Arial"/>
+          <w:b/>
+          <w:color w:val="000000" w:themeColor="text1"/>
+          <w:sz w:val="28"/>
+        </w:rPr>
+        <w:t>11.3 Ejecución de la simulación</w:t>
+      </w:r>
       <w:bookmarkEnd w:id="32"/>
-    </w:p>
-    <w:p>
-      <w:pPr>
-        <w:pStyle w:val="apa"/>
-      </w:pPr>
-      <w:r>
-        <w:t xml:space="preserve">El programa utiliza una clase denominada </w:t>
-      </w:r>
-      <w:proofErr w:type="spellStart"/>
-      <w:r>
-        <w:t>EquipmentObj</w:t>
-      </w:r>
-      <w:proofErr w:type="spellEnd"/>
-      <w:r>
-        <w:t xml:space="preserve"> para representar los equipos que ingresan al taller.</w:t>
-      </w:r>
-    </w:p>
-    <w:p>
-      <w:pPr>
-        <w:pStyle w:val="apa"/>
-      </w:pPr>
-      <w:r>
-        <w:t>Cada objeto mantiene información relacionada con su identificación y estado dentro del proceso.</w:t>
-      </w:r>
-    </w:p>
-    <w:p>
-      <w:pPr>
-        <w:pStyle w:val="apa"/>
-      </w:pPr>
-    </w:p>
-    <w:p>
-      <w:pPr>
-        <w:pStyle w:val="Ttulo2"/>
-        <w:rPr>
-          <w:rFonts w:ascii="Arial" w:hAnsi="Arial" w:cs="Arial"/>
-          <w:b/>
-          <w:color w:val="000000" w:themeColor="text1"/>
-          <w:sz w:val="28"/>
-        </w:rPr>
-      </w:pPr>
-      <w:bookmarkStart w:id="33" w:name="_Toc241904692"/>
-      <w:r>
-        <w:rPr>
-          <w:rFonts w:ascii="Arial" w:hAnsi="Arial" w:cs="Arial"/>
-          <w:b/>
-          <w:color w:val="000000" w:themeColor="text1"/>
-          <w:sz w:val="28"/>
-        </w:rPr>
-        <w:t>11.3 Ejecución de la simulación</w:t>
-      </w:r>
-      <w:bookmarkEnd w:id="33"/>
     </w:p>
     <w:p>
       <w:pPr>
@@ -8185,7 +8183,7 @@
           <w:sz w:val="28"/>
         </w:rPr>
       </w:pPr>
-      <w:bookmarkStart w:id="34" w:name="_Toc241904693"/>
+      <w:bookmarkStart w:id="33" w:name="_Toc241904693"/>
       <w:r>
         <w:rPr>
           <w:rFonts w:ascii="Arial" w:hAnsi="Arial" w:cs="Arial"/>
@@ -8195,7 +8193,7 @@
         </w:rPr>
         <w:t>11.4 Control de velocidad</w:t>
       </w:r>
-      <w:bookmarkEnd w:id="34"/>
+      <w:bookmarkEnd w:id="33"/>
     </w:p>
     <w:p>
       <w:pPr>
@@ -8265,7 +8263,7 @@
           <w:sz w:val="28"/>
         </w:rPr>
       </w:pPr>
-      <w:bookmarkStart w:id="35" w:name="_Toc241904694"/>
+      <w:bookmarkStart w:id="34" w:name="_Toc241904694"/>
       <w:r>
         <w:rPr>
           <w:rFonts w:ascii="Arial" w:hAnsi="Arial" w:cs="Arial"/>
@@ -8276,6 +8274,77 @@
         <w:lastRenderedPageBreak/>
         <w:t>11.5 Controles</w:t>
       </w:r>
+      <w:bookmarkEnd w:id="34"/>
+    </w:p>
+    <w:p>
+      <w:pPr>
+        <w:pStyle w:val="apa"/>
+      </w:pPr>
+      <w:r>
+        <w:t>La aplicación permite:</w:t>
+      </w:r>
+    </w:p>
+    <w:p>
+      <w:pPr>
+        <w:pStyle w:val="apa"/>
+      </w:pPr>
+      <w:r>
+        <w:t>Iniciar la simulación.</w:t>
+      </w:r>
+    </w:p>
+    <w:p>
+      <w:pPr>
+        <w:pStyle w:val="apa"/>
+      </w:pPr>
+      <w:r>
+        <w:t>Pausar la simulación.</w:t>
+      </w:r>
+    </w:p>
+    <w:p>
+      <w:pPr>
+        <w:pStyle w:val="apa"/>
+      </w:pPr>
+      <w:r>
+        <w:t>Reiniciar el sistema.</w:t>
+      </w:r>
+    </w:p>
+    <w:p>
+      <w:pPr>
+        <w:pStyle w:val="apa"/>
+      </w:pPr>
+      <w:r>
+        <w:t>Cambiar la cantidad de técnicos de reparación.</w:t>
+      </w:r>
+    </w:p>
+    <w:p>
+      <w:pPr>
+        <w:pStyle w:val="apa"/>
+      </w:pPr>
+      <w:r>
+        <w:t>Modificar la velocidad.</w:t>
+      </w:r>
+    </w:p>
+    <w:p/>
+    <w:p>
+      <w:pPr>
+        <w:pStyle w:val="Ttulo2"/>
+        <w:rPr>
+          <w:rFonts w:ascii="Arial" w:hAnsi="Arial" w:cs="Arial"/>
+          <w:b/>
+          <w:color w:val="000000" w:themeColor="text1"/>
+          <w:sz w:val="36"/>
+        </w:rPr>
+      </w:pPr>
+      <w:bookmarkStart w:id="35" w:name="_Toc241904695"/>
+      <w:r>
+        <w:rPr>
+          <w:rFonts w:ascii="Arial" w:hAnsi="Arial" w:cs="Arial"/>
+          <w:b/>
+          <w:color w:val="000000" w:themeColor="text1"/>
+          <w:sz w:val="36"/>
+        </w:rPr>
+        <w:t>12. IMPLEMENTACIÓN EN JAVA MEDIANTE JAVAFX</w:t>
+      </w:r>
       <w:bookmarkEnd w:id="35"/>
     </w:p>
     <w:p>
@@ -8283,50 +8352,92 @@
         <w:pStyle w:val="apa"/>
       </w:pPr>
       <w:r>
-        <w:t>La aplicación permite:</w:t>
-      </w:r>
-    </w:p>
-    <w:p>
-      <w:pPr>
-        <w:pStyle w:val="apa"/>
-      </w:pPr>
-      <w:r>
-        <w:t>Iniciar la simulación.</w:t>
-      </w:r>
-    </w:p>
-    <w:p>
-      <w:pPr>
-        <w:pStyle w:val="apa"/>
-      </w:pPr>
-      <w:r>
-        <w:t>Pausar la simulación.</w:t>
-      </w:r>
-    </w:p>
-    <w:p>
-      <w:pPr>
-        <w:pStyle w:val="apa"/>
-      </w:pPr>
-      <w:r>
-        <w:t>Reiniciar el sistema.</w:t>
-      </w:r>
-    </w:p>
-    <w:p>
-      <w:pPr>
-        <w:pStyle w:val="apa"/>
-      </w:pPr>
-      <w:r>
-        <w:t>Cambiar la cantidad de técnicos de reparación.</w:t>
-      </w:r>
-    </w:p>
-    <w:p>
-      <w:pPr>
-        <w:pStyle w:val="apa"/>
-      </w:pPr>
-      <w:r>
-        <w:t>Modificar la velocidad.</w:t>
-      </w:r>
-    </w:p>
-    <w:p/>
+        <w:t xml:space="preserve">La tercera versión del sistema fue desarrollada utilizando Java y el </w:t>
+      </w:r>
+      <w:proofErr w:type="spellStart"/>
+      <w:r>
+        <w:t>framework</w:t>
+      </w:r>
+      <w:proofErr w:type="spellEnd"/>
+      <w:r>
+        <w:t xml:space="preserve"> </w:t>
+      </w:r>
+      <w:proofErr w:type="spellStart"/>
+      <w:r>
+        <w:t>JavaFX</w:t>
+      </w:r>
+      <w:proofErr w:type="spellEnd"/>
+      <w:r>
+        <w:t>.</w:t>
+      </w:r>
+    </w:p>
+    <w:p>
+      <w:pPr>
+        <w:pStyle w:val="apa"/>
+      </w:pPr>
+      <w:r>
+        <w:t>La aplicación utiliza diferentes clases para organizar la ejecución y la interfaz del programa.</w:t>
+      </w:r>
+    </w:p>
+    <w:p>
+      <w:pPr>
+        <w:pStyle w:val="apa"/>
+      </w:pPr>
+      <w:r>
+        <w:t>Entre las clases principales se encuentran:</w:t>
+      </w:r>
+    </w:p>
+    <w:p>
+      <w:pPr>
+        <w:pStyle w:val="apa"/>
+      </w:pPr>
+      <w:proofErr w:type="spellStart"/>
+      <w:r>
+        <w:t>Launcher</w:t>
+      </w:r>
+      <w:proofErr w:type="spellEnd"/>
+    </w:p>
+    <w:p>
+      <w:pPr>
+        <w:pStyle w:val="apa"/>
+      </w:pPr>
+      <w:proofErr w:type="spellStart"/>
+      <w:r>
+        <w:t>MainApplication</w:t>
+      </w:r>
+      <w:proofErr w:type="spellEnd"/>
+    </w:p>
+    <w:p>
+      <w:pPr>
+        <w:pStyle w:val="apa"/>
+      </w:pPr>
+      <w:proofErr w:type="spellStart"/>
+      <w:r>
+        <w:t>MainController</w:t>
+      </w:r>
+      <w:proofErr w:type="spellEnd"/>
+    </w:p>
+    <w:p>
+      <w:pPr>
+        <w:pStyle w:val="apa"/>
+      </w:pPr>
+      <w:r>
+        <w:t>Taller</w:t>
+      </w:r>
+    </w:p>
+    <w:p>
+      <w:pPr>
+        <w:pStyle w:val="apa"/>
+      </w:pPr>
+      <w:r>
+        <w:t>La clase Taller contiene una parte importante de la lógica y de la construcción de la interfaz.</w:t>
+      </w:r>
+    </w:p>
+    <w:p>
+      <w:pPr>
+        <w:pStyle w:val="apa"/>
+      </w:pPr>
+    </w:p>
     <w:p>
       <w:pPr>
         <w:pStyle w:val="Ttulo2"/>
@@ -8334,133 +8445,20 @@
           <w:rFonts w:ascii="Arial" w:hAnsi="Arial" w:cs="Arial"/>
           <w:b/>
           <w:color w:val="000000" w:themeColor="text1"/>
-          <w:sz w:val="36"/>
-        </w:rPr>
-      </w:pPr>
-      <w:bookmarkStart w:id="36" w:name="_Toc241904695"/>
+          <w:sz w:val="28"/>
+        </w:rPr>
+      </w:pPr>
+      <w:bookmarkStart w:id="36" w:name="_Toc241904696"/>
       <w:r>
         <w:rPr>
           <w:rFonts w:ascii="Arial" w:hAnsi="Arial" w:cs="Arial"/>
           <w:b/>
           <w:color w:val="000000" w:themeColor="text1"/>
-          <w:sz w:val="36"/>
-        </w:rPr>
-        <w:t>12. IMPLEMENTACIÓN EN JAVA MEDIANTE JAVAFX</w:t>
+          <w:sz w:val="28"/>
+        </w:rPr>
+        <w:t>12.1 Clase Taller</w:t>
       </w:r>
       <w:bookmarkEnd w:id="36"/>
-    </w:p>
-    <w:p>
-      <w:pPr>
-        <w:pStyle w:val="apa"/>
-      </w:pPr>
-      <w:r>
-        <w:t xml:space="preserve">La tercera versión del sistema fue desarrollada utilizando Java y el </w:t>
-      </w:r>
-      <w:proofErr w:type="spellStart"/>
-      <w:r>
-        <w:t>framework</w:t>
-      </w:r>
-      <w:proofErr w:type="spellEnd"/>
-      <w:r>
-        <w:t xml:space="preserve"> </w:t>
-      </w:r>
-      <w:proofErr w:type="spellStart"/>
-      <w:r>
-        <w:t>JavaFX</w:t>
-      </w:r>
-      <w:proofErr w:type="spellEnd"/>
-      <w:r>
-        <w:t>.</w:t>
-      </w:r>
-    </w:p>
-    <w:p>
-      <w:pPr>
-        <w:pStyle w:val="apa"/>
-      </w:pPr>
-      <w:r>
-        <w:t>La aplicación utiliza diferentes clases para organizar la ejecución y la interfaz del programa.</w:t>
-      </w:r>
-    </w:p>
-    <w:p>
-      <w:pPr>
-        <w:pStyle w:val="apa"/>
-      </w:pPr>
-      <w:r>
-        <w:t>Entre las clases principales se encuentran:</w:t>
-      </w:r>
-    </w:p>
-    <w:p>
-      <w:pPr>
-        <w:pStyle w:val="apa"/>
-      </w:pPr>
-      <w:proofErr w:type="spellStart"/>
-      <w:r>
-        <w:t>Launcher</w:t>
-      </w:r>
-      <w:proofErr w:type="spellEnd"/>
-    </w:p>
-    <w:p>
-      <w:pPr>
-        <w:pStyle w:val="apa"/>
-      </w:pPr>
-      <w:proofErr w:type="spellStart"/>
-      <w:r>
-        <w:t>MainApplication</w:t>
-      </w:r>
-      <w:proofErr w:type="spellEnd"/>
-    </w:p>
-    <w:p>
-      <w:pPr>
-        <w:pStyle w:val="apa"/>
-      </w:pPr>
-      <w:proofErr w:type="spellStart"/>
-      <w:r>
-        <w:t>MainController</w:t>
-      </w:r>
-      <w:proofErr w:type="spellEnd"/>
-    </w:p>
-    <w:p>
-      <w:pPr>
-        <w:pStyle w:val="apa"/>
-      </w:pPr>
-      <w:r>
-        <w:t>Taller</w:t>
-      </w:r>
-    </w:p>
-    <w:p>
-      <w:pPr>
-        <w:pStyle w:val="apa"/>
-      </w:pPr>
-      <w:r>
-        <w:t>La clase Taller contiene una parte importante de la lógica y de la construcción de la interfaz.</w:t>
-      </w:r>
-    </w:p>
-    <w:p>
-      <w:pPr>
-        <w:pStyle w:val="apa"/>
-      </w:pPr>
-    </w:p>
-    <w:p>
-      <w:pPr>
-        <w:pStyle w:val="Ttulo2"/>
-        <w:rPr>
-          <w:rFonts w:ascii="Arial" w:hAnsi="Arial" w:cs="Arial"/>
-          <w:b/>
-          <w:color w:val="000000" w:themeColor="text1"/>
-          <w:sz w:val="28"/>
-        </w:rPr>
-      </w:pPr>
-      <w:bookmarkStart w:id="37" w:name="_Toc241904696"/>
-      <w:r>
-        <w:rPr>
-          <w:rFonts w:ascii="Arial" w:hAnsi="Arial" w:cs="Arial"/>
-          <w:b/>
-          <w:color w:val="000000" w:themeColor="text1"/>
-          <w:sz w:val="28"/>
-        </w:rPr>
-        <w:t>12.1 Clase Taller</w:t>
-      </w:r>
-      <w:bookmarkEnd w:id="37"/>
     </w:p>
     <w:p>
       <w:pPr>
@@ -8615,7 +8613,7 @@
           <w:sz w:val="28"/>
         </w:rPr>
       </w:pPr>
-      <w:bookmarkStart w:id="38" w:name="_Toc241904697"/>
+      <w:bookmarkStart w:id="37" w:name="_Toc241904697"/>
       <w:r>
         <w:rPr>
           <w:rFonts w:ascii="Arial" w:hAnsi="Arial" w:cs="Arial"/>
@@ -8625,7 +8623,7 @@
         </w:rPr>
         <w:t>12.2 Representación de las estaciones</w:t>
       </w:r>
-      <w:bookmarkEnd w:id="38"/>
+      <w:bookmarkEnd w:id="37"/>
     </w:p>
     <w:p>
       <w:pPr>
@@ -8739,7 +8737,7 @@
           <w:sz w:val="28"/>
         </w:rPr>
       </w:pPr>
-      <w:bookmarkStart w:id="39" w:name="_Toc241904698"/>
+      <w:bookmarkStart w:id="38" w:name="_Toc241904698"/>
       <w:r>
         <w:rPr>
           <w:rFonts w:ascii="Arial" w:hAnsi="Arial" w:cs="Arial"/>
@@ -8749,6 +8747,137 @@
         </w:rPr>
         <w:t>12.3 Representación de los equipos</w:t>
       </w:r>
+      <w:bookmarkEnd w:id="38"/>
+    </w:p>
+    <w:p>
+      <w:pPr>
+        <w:pStyle w:val="apa"/>
+      </w:pPr>
+      <w:r>
+        <w:t xml:space="preserve">La estructura </w:t>
+      </w:r>
+      <w:proofErr w:type="spellStart"/>
+      <w:r>
+        <w:t>Equipment</w:t>
+      </w:r>
+      <w:proofErr w:type="spellEnd"/>
+      <w:r>
+        <w:t xml:space="preserve"> representa cada equipo que participa en la simulación.</w:t>
+      </w:r>
+    </w:p>
+    <w:p>
+      <w:pPr>
+        <w:pStyle w:val="apa"/>
+      </w:pPr>
+      <w:r>
+        <w:t>Cada equipo contiene:</w:t>
+      </w:r>
+    </w:p>
+    <w:p>
+      <w:pPr>
+        <w:pStyle w:val="apa"/>
+      </w:pPr>
+      <w:r>
+        <w:t>Identificador numérico.</w:t>
+      </w:r>
+    </w:p>
+    <w:p>
+      <w:pPr>
+        <w:pStyle w:val="apa"/>
+      </w:pPr>
+      <w:r>
+        <w:t>Nombre.</w:t>
+      </w:r>
+    </w:p>
+    <w:p>
+      <w:pPr>
+        <w:pStyle w:val="apa"/>
+      </w:pPr>
+      <w:r>
+        <w:t>Estación actual.</w:t>
+      </w:r>
+    </w:p>
+    <w:p>
+      <w:pPr>
+        <w:pStyle w:val="apa"/>
+      </w:pPr>
+      <w:r>
+        <w:t>Estado.</w:t>
+      </w:r>
+    </w:p>
+    <w:p>
+      <w:pPr>
+        <w:pStyle w:val="apa"/>
+      </w:pPr>
+      <w:r>
+        <w:t>Posición.</w:t>
+      </w:r>
+    </w:p>
+    <w:p>
+      <w:pPr>
+        <w:pStyle w:val="apa"/>
+      </w:pPr>
+      <w:r>
+        <w:t>Tiempo de entrada.</w:t>
+      </w:r>
+    </w:p>
+    <w:p>
+      <w:pPr>
+        <w:pStyle w:val="apa"/>
+      </w:pPr>
+      <w:r>
+        <w:t xml:space="preserve">Indicador de </w:t>
+      </w:r>
+      <w:proofErr w:type="spellStart"/>
+      <w:r>
+        <w:t>retrabajo</w:t>
+      </w:r>
+      <w:proofErr w:type="spellEnd"/>
+      <w:r>
+        <w:t>.</w:t>
+      </w:r>
+    </w:p>
+    <w:p>
+      <w:pPr>
+        <w:pStyle w:val="apa"/>
+      </w:pPr>
+      <w:r>
+        <w:t>El nombre se genera con el formato:</w:t>
+      </w:r>
+    </w:p>
+    <w:p>
+      <w:pPr>
+        <w:pStyle w:val="apa"/>
+      </w:pPr>
+      <w:r>
+        <w:t>EQ-01, EQ-02, EQ-03, etc.</w:t>
+      </w:r>
+    </w:p>
+    <w:p>
+      <w:pPr>
+        <w:pStyle w:val="apa"/>
+      </w:pPr>
+    </w:p>
+    <w:p>
+      <w:pPr>
+        <w:pStyle w:val="Ttulo2"/>
+        <w:rPr>
+          <w:rFonts w:ascii="Arial" w:hAnsi="Arial" w:cs="Arial"/>
+          <w:b/>
+          <w:color w:val="000000" w:themeColor="text1"/>
+          <w:sz w:val="28"/>
+        </w:rPr>
+      </w:pPr>
+      <w:bookmarkStart w:id="39" w:name="_Toc241904699"/>
+      <w:r>
+        <w:rPr>
+          <w:rFonts w:ascii="Arial" w:hAnsi="Arial" w:cs="Arial"/>
+          <w:b/>
+          <w:color w:val="000000" w:themeColor="text1"/>
+          <w:sz w:val="28"/>
+        </w:rPr>
+        <w:t>12.4 Información de los técnicos</w:t>
+      </w:r>
       <w:bookmarkEnd w:id="39"/>
     </w:p>
     <w:p>
@@ -8760,99 +8889,83 @@
       </w:r>
       <w:proofErr w:type="spellStart"/>
       <w:r>
-        <w:t>Equipment</w:t>
+        <w:t>TechInfo</w:t>
       </w:r>
       <w:proofErr w:type="spellEnd"/>
       <w:r>
-        <w:t xml:space="preserve"> representa cada equipo que participa en la simulación.</w:t>
-      </w:r>
-    </w:p>
-    <w:p>
-      <w:pPr>
-        <w:pStyle w:val="apa"/>
-      </w:pPr>
-      <w:r>
-        <w:t>Cada equipo contiene:</w:t>
-      </w:r>
-    </w:p>
-    <w:p>
-      <w:pPr>
-        <w:pStyle w:val="apa"/>
-      </w:pPr>
-      <w:r>
-        <w:t>Identificador numérico.</w:t>
-      </w:r>
-    </w:p>
-    <w:p>
-      <w:pPr>
-        <w:pStyle w:val="apa"/>
-      </w:pPr>
-      <w:r>
-        <w:t>Nombre.</w:t>
-      </w:r>
-    </w:p>
-    <w:p>
-      <w:pPr>
-        <w:pStyle w:val="apa"/>
-      </w:pPr>
-      <w:r>
-        <w:t>Estación actual.</w:t>
-      </w:r>
-    </w:p>
-    <w:p>
-      <w:pPr>
-        <w:pStyle w:val="apa"/>
-      </w:pPr>
-      <w:r>
-        <w:t>Estado.</w:t>
-      </w:r>
-    </w:p>
-    <w:p>
-      <w:pPr>
-        <w:pStyle w:val="apa"/>
-      </w:pPr>
-      <w:r>
-        <w:t>Posición.</w:t>
-      </w:r>
-    </w:p>
-    <w:p>
-      <w:pPr>
-        <w:pStyle w:val="apa"/>
-      </w:pPr>
-      <w:r>
-        <w:t>Tiempo de entrada.</w:t>
-      </w:r>
-    </w:p>
-    <w:p>
-      <w:pPr>
-        <w:pStyle w:val="apa"/>
-      </w:pPr>
-      <w:r>
-        <w:t xml:space="preserve">Indicador de </w:t>
+        <w:t xml:space="preserve"> almacena la información relacionada con cada técnico, incluyendo su nombre, función y elementos visuales utilizados para mostrar su estado.</w:t>
+      </w:r>
+    </w:p>
+    <w:p>
+      <w:pPr>
+        <w:pStyle w:val="apa"/>
+      </w:pPr>
+    </w:p>
+    <w:p>
+      <w:pPr>
+        <w:pStyle w:val="Ttulo2"/>
+        <w:rPr>
+          <w:rFonts w:ascii="Arial" w:hAnsi="Arial" w:cs="Arial"/>
+          <w:b/>
+          <w:color w:val="000000" w:themeColor="text1"/>
+          <w:sz w:val="28"/>
+        </w:rPr>
+      </w:pPr>
+      <w:bookmarkStart w:id="40" w:name="_Toc241904700"/>
+      <w:r>
+        <w:rPr>
+          <w:rFonts w:ascii="Arial" w:hAnsi="Arial" w:cs="Arial"/>
+          <w:b/>
+          <w:color w:val="000000" w:themeColor="text1"/>
+          <w:sz w:val="28"/>
+        </w:rPr>
+        <w:t xml:space="preserve">12.5 </w:t>
       </w:r>
       <w:proofErr w:type="spellStart"/>
       <w:r>
-        <w:t>retrabajo</w:t>
-      </w:r>
+        <w:rPr>
+          <w:rFonts w:ascii="Arial" w:hAnsi="Arial" w:cs="Arial"/>
+          <w:b/>
+          <w:color w:val="000000" w:themeColor="text1"/>
+          <w:sz w:val="28"/>
+        </w:rPr>
+        <w:t>AnimationTimer</w:t>
+      </w:r>
+      <w:bookmarkEnd w:id="40"/>
       <w:proofErr w:type="spellEnd"/>
-      <w:r>
-        <w:t>.</w:t>
-      </w:r>
-    </w:p>
-    <w:p>
-      <w:pPr>
-        <w:pStyle w:val="apa"/>
-      </w:pPr>
-      <w:r>
-        <w:t>El nombre se genera con el formato:</w:t>
-      </w:r>
-    </w:p>
-    <w:p>
-      <w:pPr>
-        <w:pStyle w:val="apa"/>
-      </w:pPr>
-      <w:r>
-        <w:t>EQ-01, EQ-02, EQ-03, etc.</w:t>
+    </w:p>
+    <w:p>
+      <w:pPr>
+        <w:pStyle w:val="apa"/>
+      </w:pPr>
+      <w:proofErr w:type="spellStart"/>
+      <w:r>
+        <w:t>JavaFX</w:t>
+      </w:r>
+      <w:proofErr w:type="spellEnd"/>
+      <w:r>
+        <w:t xml:space="preserve"> utiliza </w:t>
+      </w:r>
+      <w:proofErr w:type="spellStart"/>
+      <w:r>
+        <w:t>AnimationTimer</w:t>
+      </w:r>
+      <w:proofErr w:type="spellEnd"/>
+      <w:r>
+        <w:t xml:space="preserve"> para actualizar continuamente la simulación.</w:t>
+      </w:r>
+    </w:p>
+    <w:p>
+      <w:pPr>
+        <w:pStyle w:val="apa"/>
+      </w:pPr>
+    </w:p>
+    <w:p>
+      <w:pPr>
+        <w:pStyle w:val="apa"/>
+      </w:pPr>
+      <w:r>
+        <w:t>Este mecanismo permite controlar el avance del tiempo, actualizar el estado de los equipos y redibujar la representación gráfica del taller.</w:t>
       </w:r>
     </w:p>
     <w:p>
@@ -8870,7 +8983,7 @@
           <w:sz w:val="28"/>
         </w:rPr>
       </w:pPr>
-      <w:bookmarkStart w:id="40" w:name="_Toc241904699"/>
+      <w:bookmarkStart w:id="41" w:name="_Toc241904701"/>
       <w:r>
         <w:rPr>
           <w:rFonts w:ascii="Arial" w:hAnsi="Arial" w:cs="Arial"/>
@@ -8878,31 +8991,67 @@
           <w:color w:val="000000" w:themeColor="text1"/>
           <w:sz w:val="28"/>
         </w:rPr>
-        <w:t>12.4 Información de los técnicos</w:t>
-      </w:r>
-      <w:bookmarkEnd w:id="40"/>
-    </w:p>
-    <w:p>
-      <w:pPr>
-        <w:pStyle w:val="apa"/>
-      </w:pPr>
-      <w:r>
-        <w:t xml:space="preserve">La estructura </w:t>
+        <w:t>12.6 Control de velocidad</w:t>
+      </w:r>
+      <w:bookmarkEnd w:id="41"/>
+    </w:p>
+    <w:p>
+      <w:pPr>
+        <w:pStyle w:val="apa"/>
+      </w:pPr>
+      <w:r>
+        <w:t xml:space="preserve">La versión </w:t>
       </w:r>
       <w:proofErr w:type="spellStart"/>
       <w:r>
-        <w:t>TechInfo</w:t>
+        <w:t>JavaFX</w:t>
       </w:r>
       <w:proofErr w:type="spellEnd"/>
       <w:r>
-        <w:t xml:space="preserve"> almacena la información relacionada con cada técnico, incluyendo su nombre, función y elementos visuales utilizados para mostrar su estado.</w:t>
-      </w:r>
-    </w:p>
-    <w:p>
-      <w:pPr>
-        <w:pStyle w:val="apa"/>
-      </w:pPr>
-    </w:p>
+        <w:t xml:space="preserve"> cuenta con:</w:t>
+      </w:r>
+    </w:p>
+    <w:p>
+      <w:pPr>
+        <w:pStyle w:val="apa"/>
+      </w:pPr>
+      <w:r>
+        <w:t>1x Normal</w:t>
+      </w:r>
+    </w:p>
+    <w:p>
+      <w:pPr>
+        <w:pStyle w:val="apa"/>
+      </w:pPr>
+      <w:r>
+        <w:t>2x Rápido</w:t>
+      </w:r>
+    </w:p>
+    <w:p>
+      <w:pPr>
+        <w:pStyle w:val="apa"/>
+      </w:pPr>
+      <w:r>
+        <w:t>5x Rápido</w:t>
+      </w:r>
+    </w:p>
+    <w:p>
+      <w:pPr>
+        <w:pStyle w:val="apa"/>
+      </w:pPr>
+      <w:r>
+        <w:t>10x Muy Rápido</w:t>
+      </w:r>
+    </w:p>
+    <w:p>
+      <w:pPr>
+        <w:pStyle w:val="apa"/>
+      </w:pPr>
+      <w:r>
+        <w:t>La velocidad seleccionada modifica el ritmo con el que se desarrolla la simulación.</w:t>
+      </w:r>
+    </w:p>
+    <w:p/>
     <w:p>
       <w:pPr>
         <w:pStyle w:val="Ttulo2"/>
@@ -8913,7 +9062,7 @@
           <w:sz w:val="28"/>
         </w:rPr>
       </w:pPr>
-      <w:bookmarkStart w:id="41" w:name="_Toc241904700"/>
+      <w:bookmarkStart w:id="42" w:name="_Toc241904702"/>
       <w:r>
         <w:rPr>
           <w:rFonts w:ascii="Arial" w:hAnsi="Arial" w:cs="Arial"/>
@@ -8921,160 +9070,9 @@
           <w:color w:val="000000" w:themeColor="text1"/>
           <w:sz w:val="28"/>
         </w:rPr>
-        <w:t xml:space="preserve">12.5 </w:t>
-      </w:r>
-      <w:proofErr w:type="spellStart"/>
-      <w:r>
-        <w:rPr>
-          <w:rFonts w:ascii="Arial" w:hAnsi="Arial" w:cs="Arial"/>
-          <w:b/>
-          <w:color w:val="000000" w:themeColor="text1"/>
-          <w:sz w:val="28"/>
-        </w:rPr>
-        <w:t>AnimationTimer</w:t>
-      </w:r>
-      <w:bookmarkEnd w:id="41"/>
-      <w:proofErr w:type="spellEnd"/>
-    </w:p>
-    <w:p>
-      <w:pPr>
-        <w:pStyle w:val="apa"/>
-      </w:pPr>
-      <w:proofErr w:type="spellStart"/>
-      <w:r>
-        <w:t>JavaFX</w:t>
-      </w:r>
-      <w:proofErr w:type="spellEnd"/>
-      <w:r>
-        <w:t xml:space="preserve"> utiliza </w:t>
-      </w:r>
-      <w:proofErr w:type="spellStart"/>
-      <w:r>
-        <w:t>AnimationTimer</w:t>
-      </w:r>
-      <w:proofErr w:type="spellEnd"/>
-      <w:r>
-        <w:t xml:space="preserve"> para actualizar continuamente la simulación.</w:t>
-      </w:r>
-    </w:p>
-    <w:p>
-      <w:pPr>
-        <w:pStyle w:val="apa"/>
-      </w:pPr>
-    </w:p>
-    <w:p>
-      <w:pPr>
-        <w:pStyle w:val="apa"/>
-      </w:pPr>
-      <w:r>
-        <w:t>Este mecanismo permite controlar el avance del tiempo, actualizar el estado de los equipos y redibujar la representación gráfica del taller.</w:t>
-      </w:r>
-    </w:p>
-    <w:p>
-      <w:pPr>
-        <w:pStyle w:val="apa"/>
-      </w:pPr>
-    </w:p>
-    <w:p>
-      <w:pPr>
-        <w:pStyle w:val="Ttulo2"/>
-        <w:rPr>
-          <w:rFonts w:ascii="Arial" w:hAnsi="Arial" w:cs="Arial"/>
-          <w:b/>
-          <w:color w:val="000000" w:themeColor="text1"/>
-          <w:sz w:val="28"/>
-        </w:rPr>
-      </w:pPr>
-      <w:bookmarkStart w:id="42" w:name="_Toc241904701"/>
-      <w:r>
-        <w:rPr>
-          <w:rFonts w:ascii="Arial" w:hAnsi="Arial" w:cs="Arial"/>
-          <w:b/>
-          <w:color w:val="000000" w:themeColor="text1"/>
-          <w:sz w:val="28"/>
-        </w:rPr>
-        <w:t>12.6 Control de velocidad</w:t>
+        <w:t>14. FLUJO DE EJECUCIÓN</w:t>
       </w:r>
       <w:bookmarkEnd w:id="42"/>
-    </w:p>
-    <w:p>
-      <w:pPr>
-        <w:pStyle w:val="apa"/>
-      </w:pPr>
-      <w:r>
-        <w:t xml:space="preserve">La versión </w:t>
-      </w:r>
-      <w:proofErr w:type="spellStart"/>
-      <w:r>
-        <w:t>JavaFX</w:t>
-      </w:r>
-      <w:proofErr w:type="spellEnd"/>
-      <w:r>
-        <w:t xml:space="preserve"> cuenta con:</w:t>
-      </w:r>
-    </w:p>
-    <w:p>
-      <w:pPr>
-        <w:pStyle w:val="apa"/>
-      </w:pPr>
-      <w:r>
-        <w:t>1x Normal</w:t>
-      </w:r>
-    </w:p>
-    <w:p>
-      <w:pPr>
-        <w:pStyle w:val="apa"/>
-      </w:pPr>
-      <w:r>
-        <w:t>2x Rápido</w:t>
-      </w:r>
-    </w:p>
-    <w:p>
-      <w:pPr>
-        <w:pStyle w:val="apa"/>
-      </w:pPr>
-      <w:r>
-        <w:t>5x Rápido</w:t>
-      </w:r>
-    </w:p>
-    <w:p>
-      <w:pPr>
-        <w:pStyle w:val="apa"/>
-      </w:pPr>
-      <w:r>
-        <w:t>10x Muy Rápido</w:t>
-      </w:r>
-    </w:p>
-    <w:p>
-      <w:pPr>
-        <w:pStyle w:val="apa"/>
-      </w:pPr>
-      <w:r>
-        <w:t>La velocidad seleccionada modifica el ritmo con el que se desarrolla la simulación.</w:t>
-      </w:r>
-    </w:p>
-    <w:p/>
-    <w:p>
-      <w:pPr>
-        <w:pStyle w:val="Ttulo2"/>
-        <w:rPr>
-          <w:rFonts w:ascii="Arial" w:hAnsi="Arial" w:cs="Arial"/>
-          <w:b/>
-          <w:color w:val="000000" w:themeColor="text1"/>
-          <w:sz w:val="28"/>
-        </w:rPr>
-      </w:pPr>
-      <w:bookmarkStart w:id="43" w:name="_Toc241904702"/>
-      <w:r>
-        <w:rPr>
-          <w:rFonts w:ascii="Arial" w:hAnsi="Arial" w:cs="Arial"/>
-          <w:b/>
-          <w:color w:val="000000" w:themeColor="text1"/>
-          <w:sz w:val="28"/>
-        </w:rPr>
-        <w:t>14. FLUJO DE EJECUCIÓN</w:t>
-      </w:r>
-      <w:bookmarkEnd w:id="43"/>
     </w:p>
     <w:p>
       <w:pPr>
@@ -9371,7 +9369,7 @@
           <w:sz w:val="28"/>
         </w:rPr>
       </w:pPr>
-      <w:bookmarkStart w:id="44" w:name="_Toc241904703"/>
+      <w:bookmarkStart w:id="43" w:name="_Toc241904703"/>
       <w:r>
         <w:rPr>
           <w:rFonts w:ascii="Arial" w:hAnsi="Arial" w:cs="Arial"/>
@@ -9382,6 +9380,41 @@
         <w:lastRenderedPageBreak/>
         <w:t>15. CONTROLES Y FUNCIONALIDADES</w:t>
       </w:r>
+      <w:bookmarkEnd w:id="43"/>
+    </w:p>
+    <w:p>
+      <w:pPr>
+        <w:pStyle w:val="apa"/>
+      </w:pPr>
+      <w:r>
+        <w:t>El sistema incorpora diferentes controles que permiten administrar la ejecución.</w:t>
+      </w:r>
+    </w:p>
+    <w:p>
+      <w:pPr>
+        <w:pStyle w:val="apa"/>
+      </w:pPr>
+    </w:p>
+    <w:p>
+      <w:pPr>
+        <w:pStyle w:val="Ttulo2"/>
+        <w:rPr>
+          <w:rFonts w:ascii="Arial" w:hAnsi="Arial" w:cs="Arial"/>
+          <w:b/>
+          <w:color w:val="000000" w:themeColor="text1"/>
+          <w:sz w:val="28"/>
+        </w:rPr>
+      </w:pPr>
+      <w:bookmarkStart w:id="44" w:name="_Toc241904704"/>
+      <w:r>
+        <w:rPr>
+          <w:rFonts w:ascii="Arial" w:hAnsi="Arial" w:cs="Arial"/>
+          <w:b/>
+          <w:color w:val="000000" w:themeColor="text1"/>
+          <w:sz w:val="28"/>
+        </w:rPr>
+        <w:t>15.1 Iniciar</w:t>
+      </w:r>
       <w:bookmarkEnd w:id="44"/>
     </w:p>
     <w:p>
@@ -9389,7 +9422,15 @@
         <w:pStyle w:val="apa"/>
       </w:pPr>
       <w:r>
-        <w:t>El sistema incorpora diferentes controles que permiten administrar la ejecución.</w:t>
+        <w:t>El botón Iniciar Simulación activa el procesamiento del modelo.</w:t>
+      </w:r>
+    </w:p>
+    <w:p>
+      <w:pPr>
+        <w:pStyle w:val="apa"/>
+      </w:pPr>
+      <w:r>
+        <w:t>Al iniciar, los equipos comienzan a incorporarse al flujo del taller.</w:t>
       </w:r>
     </w:p>
     <w:p>
@@ -9407,7 +9448,7 @@
           <w:sz w:val="28"/>
         </w:rPr>
       </w:pPr>
-      <w:bookmarkStart w:id="45" w:name="_Toc241904704"/>
+      <w:bookmarkStart w:id="45" w:name="_Toc241904705"/>
       <w:r>
         <w:rPr>
           <w:rFonts w:ascii="Arial" w:hAnsi="Arial" w:cs="Arial"/>
@@ -9415,7 +9456,7 @@
           <w:color w:val="000000" w:themeColor="text1"/>
           <w:sz w:val="28"/>
         </w:rPr>
-        <w:t>15.1 Iniciar</w:t>
+        <w:t>15.2 Pausar</w:t>
       </w:r>
       <w:bookmarkEnd w:id="45"/>
     </w:p>
@@ -9424,15 +9465,15 @@
         <w:pStyle w:val="apa"/>
       </w:pPr>
       <w:r>
-        <w:t>El botón Iniciar Simulación activa el procesamiento del modelo.</w:t>
-      </w:r>
-    </w:p>
-    <w:p>
-      <w:pPr>
-        <w:pStyle w:val="apa"/>
-      </w:pPr>
-      <w:r>
-        <w:t>Al iniciar, los equipos comienzan a incorporarse al flujo del taller.</w:t>
+        <w:t>El botón Pausar detiene temporalmente el avance de la simulación.</w:t>
+      </w:r>
+    </w:p>
+    <w:p>
+      <w:pPr>
+        <w:pStyle w:val="apa"/>
+      </w:pPr>
+      <w:r>
+        <w:t>Esto permite observar el estado de los equipos y las estaciones en un momento determinado.</w:t>
       </w:r>
     </w:p>
     <w:p>
@@ -9450,7 +9491,7 @@
           <w:sz w:val="28"/>
         </w:rPr>
       </w:pPr>
-      <w:bookmarkStart w:id="46" w:name="_Toc241904705"/>
+      <w:bookmarkStart w:id="46" w:name="_Toc241904706"/>
       <w:r>
         <w:rPr>
           <w:rFonts w:ascii="Arial" w:hAnsi="Arial" w:cs="Arial"/>
@@ -9458,7 +9499,7 @@
           <w:color w:val="000000" w:themeColor="text1"/>
           <w:sz w:val="28"/>
         </w:rPr>
-        <w:t>15.2 Pausar</w:t>
+        <w:t>15.3 Reiniciar</w:t>
       </w:r>
       <w:bookmarkEnd w:id="46"/>
     </w:p>
@@ -9467,21 +9508,80 @@
         <w:pStyle w:val="apa"/>
       </w:pPr>
       <w:r>
-        <w:t>El botón Pausar detiene temporalmente el avance de la simulación.</w:t>
-      </w:r>
-    </w:p>
-    <w:p>
-      <w:pPr>
-        <w:pStyle w:val="apa"/>
-      </w:pPr>
-      <w:r>
-        <w:t>Esto permite observar el estado de los equipos y las estaciones en un momento determinado.</w:t>
-      </w:r>
-    </w:p>
-    <w:p>
-      <w:pPr>
-        <w:pStyle w:val="apa"/>
-      </w:pPr>
+        <w:t>El botón Reiniciar devuelve la simulación a sus condiciones iniciales.</w:t>
+      </w:r>
+    </w:p>
+    <w:p>
+      <w:pPr>
+        <w:pStyle w:val="apa"/>
+      </w:pPr>
+      <w:r>
+        <w:t>Se restablecen:</w:t>
+      </w:r>
+    </w:p>
+    <w:p>
+      <w:pPr>
+        <w:pStyle w:val="apa"/>
+      </w:pPr>
+      <w:r>
+        <w:t>Equipos.</w:t>
+      </w:r>
+    </w:p>
+    <w:p>
+      <w:pPr>
+        <w:pStyle w:val="apa"/>
+      </w:pPr>
+      <w:r>
+        <w:t>Colas.</w:t>
+      </w:r>
+    </w:p>
+    <w:p>
+      <w:pPr>
+        <w:pStyle w:val="apa"/>
+      </w:pPr>
+      <w:r>
+        <w:t>Estaciones.</w:t>
+      </w:r>
+    </w:p>
+    <w:p>
+      <w:pPr>
+        <w:pStyle w:val="apa"/>
+      </w:pPr>
+      <w:r>
+        <w:t>Contadores.</w:t>
+      </w:r>
+    </w:p>
+    <w:p>
+      <w:pPr>
+        <w:pStyle w:val="apa"/>
+      </w:pPr>
+      <w:r>
+        <w:t>Tiempo acumulado.</w:t>
+      </w:r>
+    </w:p>
+    <w:p>
+      <w:pPr>
+        <w:pStyle w:val="apa"/>
+      </w:pPr>
+      <w:r>
+        <w:t>Hora de simulación.</w:t>
+      </w:r>
+    </w:p>
+    <w:p>
+      <w:pPr>
+        <w:pStyle w:val="apa"/>
+      </w:pPr>
+      <w:r>
+        <w:t>El sistema vuelve a comenzar desde:</w:t>
+      </w:r>
+    </w:p>
+    <w:p>
+      <w:pPr>
+        <w:pStyle w:val="apa"/>
+      </w:pPr>
+      <w:r>
+        <w:t>Día 1 - 08:00</w:t>
+      </w:r>
     </w:p>
     <w:p>
       <w:pPr>
@@ -9493,7 +9593,7 @@
           <w:sz w:val="28"/>
         </w:rPr>
       </w:pPr>
-      <w:bookmarkStart w:id="47" w:name="_Toc241904706"/>
+      <w:bookmarkStart w:id="47" w:name="_Toc241904707"/>
       <w:r>
         <w:rPr>
           <w:rFonts w:ascii="Arial" w:hAnsi="Arial" w:cs="Arial"/>
@@ -9501,111 +9601,9 @@
           <w:color w:val="000000" w:themeColor="text1"/>
           <w:sz w:val="28"/>
         </w:rPr>
-        <w:t>15.3 Reiniciar</w:t>
+        <w:t>15.4 Técnicos de reparación</w:t>
       </w:r>
       <w:bookmarkEnd w:id="47"/>
-    </w:p>
-    <w:p>
-      <w:pPr>
-        <w:pStyle w:val="apa"/>
-      </w:pPr>
-      <w:r>
-        <w:t>El botón Reiniciar devuelve la simulación a sus condiciones iniciales.</w:t>
-      </w:r>
-    </w:p>
-    <w:p>
-      <w:pPr>
-        <w:pStyle w:val="apa"/>
-      </w:pPr>
-      <w:r>
-        <w:t>Se restablecen:</w:t>
-      </w:r>
-    </w:p>
-    <w:p>
-      <w:pPr>
-        <w:pStyle w:val="apa"/>
-      </w:pPr>
-      <w:r>
-        <w:t>Equipos.</w:t>
-      </w:r>
-    </w:p>
-    <w:p>
-      <w:pPr>
-        <w:pStyle w:val="apa"/>
-      </w:pPr>
-      <w:r>
-        <w:t>Colas.</w:t>
-      </w:r>
-    </w:p>
-    <w:p>
-      <w:pPr>
-        <w:pStyle w:val="apa"/>
-      </w:pPr>
-      <w:r>
-        <w:t>Estaciones.</w:t>
-      </w:r>
-    </w:p>
-    <w:p>
-      <w:pPr>
-        <w:pStyle w:val="apa"/>
-      </w:pPr>
-      <w:r>
-        <w:t>Contadores.</w:t>
-      </w:r>
-    </w:p>
-    <w:p>
-      <w:pPr>
-        <w:pStyle w:val="apa"/>
-      </w:pPr>
-      <w:r>
-        <w:t>Tiempo acumulado.</w:t>
-      </w:r>
-    </w:p>
-    <w:p>
-      <w:pPr>
-        <w:pStyle w:val="apa"/>
-      </w:pPr>
-      <w:r>
-        <w:t>Hora de simulación.</w:t>
-      </w:r>
-    </w:p>
-    <w:p>
-      <w:pPr>
-        <w:pStyle w:val="apa"/>
-      </w:pPr>
-      <w:r>
-        <w:t>El sistema vuelve a comenzar desde:</w:t>
-      </w:r>
-    </w:p>
-    <w:p>
-      <w:pPr>
-        <w:pStyle w:val="apa"/>
-      </w:pPr>
-      <w:r>
-        <w:t>Día 1 - 08:00</w:t>
-      </w:r>
-    </w:p>
-    <w:p>
-      <w:pPr>
-        <w:pStyle w:val="Ttulo2"/>
-        <w:rPr>
-          <w:rFonts w:ascii="Arial" w:hAnsi="Arial" w:cs="Arial"/>
-          <w:b/>
-          <w:color w:val="000000" w:themeColor="text1"/>
-          <w:sz w:val="28"/>
-        </w:rPr>
-      </w:pPr>
-      <w:bookmarkStart w:id="48" w:name="_Toc241904707"/>
-      <w:r>
-        <w:rPr>
-          <w:rFonts w:ascii="Arial" w:hAnsi="Arial" w:cs="Arial"/>
-          <w:b/>
-          <w:color w:val="000000" w:themeColor="text1"/>
-          <w:sz w:val="28"/>
-        </w:rPr>
-        <w:t>15.4 Técnicos de reparación</w:t>
-      </w:r>
-      <w:bookmarkEnd w:id="48"/>
     </w:p>
     <w:p>
       <w:pPr>
@@ -9655,7 +9653,7 @@
           <w:sz w:val="28"/>
         </w:rPr>
       </w:pPr>
-      <w:bookmarkStart w:id="49" w:name="_Toc241904708"/>
+      <w:bookmarkStart w:id="48" w:name="_Toc241904708"/>
       <w:r>
         <w:rPr>
           <w:rFonts w:ascii="Arial" w:hAnsi="Arial" w:cs="Arial"/>
@@ -9665,7 +9663,7 @@
         </w:rPr>
         <w:t>15.5 Velocidad</w:t>
       </w:r>
-      <w:bookmarkEnd w:id="49"/>
+      <w:bookmarkEnd w:id="48"/>
     </w:p>
     <w:p>
       <w:pPr>
@@ -9820,7 +9818,7 @@
           <w:sz w:val="28"/>
         </w:rPr>
       </w:pPr>
-      <w:bookmarkStart w:id="50" w:name="_Toc241904709"/>
+      <w:bookmarkStart w:id="49" w:name="_Toc241904709"/>
       <w:r>
         <w:rPr>
           <w:rFonts w:ascii="Arial" w:hAnsi="Arial" w:cs="Arial"/>
@@ -9831,6 +9829,41 @@
         <w:lastRenderedPageBreak/>
         <w:t>16. INDICADORES Y RESULTADOS</w:t>
       </w:r>
+      <w:bookmarkEnd w:id="49"/>
+    </w:p>
+    <w:p>
+      <w:pPr>
+        <w:pStyle w:val="apa"/>
+      </w:pPr>
+      <w:r>
+        <w:t>El sistema proporciona diferentes indicadores para observar el comportamiento de la simulación.</w:t>
+      </w:r>
+    </w:p>
+    <w:p>
+      <w:pPr>
+        <w:pStyle w:val="apa"/>
+      </w:pPr>
+    </w:p>
+    <w:p>
+      <w:pPr>
+        <w:pStyle w:val="Ttulo2"/>
+        <w:rPr>
+          <w:rFonts w:ascii="Arial" w:hAnsi="Arial" w:cs="Arial"/>
+          <w:b/>
+          <w:color w:val="000000" w:themeColor="text1"/>
+          <w:sz w:val="28"/>
+        </w:rPr>
+      </w:pPr>
+      <w:bookmarkStart w:id="50" w:name="_Toc241904710"/>
+      <w:r>
+        <w:rPr>
+          <w:rFonts w:ascii="Arial" w:hAnsi="Arial" w:cs="Arial"/>
+          <w:b/>
+          <w:color w:val="000000" w:themeColor="text1"/>
+          <w:sz w:val="28"/>
+        </w:rPr>
+        <w:t>16.1 Equipos totales</w:t>
+      </w:r>
       <w:bookmarkEnd w:id="50"/>
     </w:p>
     <w:p>
@@ -9838,7 +9871,23 @@
         <w:pStyle w:val="apa"/>
       </w:pPr>
       <w:r>
-        <w:t>El sistema proporciona diferentes indicadores para observar el comportamiento de la simulación.</w:t>
+        <w:t>Representa la cantidad total de equipos considerados por el modelo.</w:t>
+      </w:r>
+    </w:p>
+    <w:p>
+      <w:pPr>
+        <w:pStyle w:val="apa"/>
+      </w:pPr>
+      <w:r>
+        <w:t>El valor establecido es:</w:t>
+      </w:r>
+    </w:p>
+    <w:p>
+      <w:pPr>
+        <w:pStyle w:val="apa"/>
+      </w:pPr>
+      <w:r>
+        <w:t>50 equipos.</w:t>
       </w:r>
     </w:p>
     <w:p>
@@ -9856,7 +9905,7 @@
           <w:sz w:val="28"/>
         </w:rPr>
       </w:pPr>
-      <w:bookmarkStart w:id="51" w:name="_Toc241904710"/>
+      <w:bookmarkStart w:id="51" w:name="_Toc241904711"/>
       <w:r>
         <w:rPr>
           <w:rFonts w:ascii="Arial" w:hAnsi="Arial" w:cs="Arial"/>
@@ -9864,7 +9913,7 @@
           <w:color w:val="000000" w:themeColor="text1"/>
           <w:sz w:val="28"/>
         </w:rPr>
-        <w:t>16.1 Equipos totales</w:t>
+        <w:t>16.2 Equipos en proceso</w:t>
       </w:r>
       <w:bookmarkEnd w:id="51"/>
     </w:p>
@@ -9873,23 +9922,7 @@
         <w:pStyle w:val="apa"/>
       </w:pPr>
       <w:r>
-        <w:t>Representa la cantidad total de equipos considerados por el modelo.</w:t>
-      </w:r>
-    </w:p>
-    <w:p>
-      <w:pPr>
-        <w:pStyle w:val="apa"/>
-      </w:pPr>
-      <w:r>
-        <w:t>El valor establecido es:</w:t>
-      </w:r>
-    </w:p>
-    <w:p>
-      <w:pPr>
-        <w:pStyle w:val="apa"/>
-      </w:pPr>
-      <w:r>
-        <w:t>50 equipos.</w:t>
+        <w:t>Indica la cantidad de equipos que actualmente se encuentran dentro del flujo de trabajo.</w:t>
       </w:r>
     </w:p>
     <w:p>
@@ -9907,7 +9940,7 @@
           <w:sz w:val="28"/>
         </w:rPr>
       </w:pPr>
-      <w:bookmarkStart w:id="52" w:name="_Toc241904711"/>
+      <w:bookmarkStart w:id="52" w:name="_Toc241904712"/>
       <w:r>
         <w:rPr>
           <w:rFonts w:ascii="Arial" w:hAnsi="Arial" w:cs="Arial"/>
@@ -9915,7 +9948,7 @@
           <w:color w:val="000000" w:themeColor="text1"/>
           <w:sz w:val="28"/>
         </w:rPr>
-        <w:t>16.2 Equipos en proceso</w:t>
+        <w:t>16.3 Equipos completados</w:t>
       </w:r>
       <w:bookmarkEnd w:id="52"/>
     </w:p>
@@ -9923,8 +9956,13 @@
       <w:pPr>
         <w:pStyle w:val="apa"/>
       </w:pPr>
-      <w:r>
-        <w:t>Indica la cantidad de equipos que actualmente se encuentran dentro del flujo de trabajo.</w:t>
+    </w:p>
+    <w:p>
+      <w:pPr>
+        <w:pStyle w:val="apa"/>
+      </w:pPr>
+      <w:r>
+        <w:t>Indica cuántos equipos han finalizado todas las etapas del proceso.</w:t>
       </w:r>
     </w:p>
     <w:p>
@@ -9942,7 +9980,7 @@
           <w:sz w:val="28"/>
         </w:rPr>
       </w:pPr>
-      <w:bookmarkStart w:id="53" w:name="_Toc241904712"/>
+      <w:bookmarkStart w:id="53" w:name="_Toc241904713"/>
       <w:r>
         <w:rPr>
           <w:rFonts w:ascii="Arial" w:hAnsi="Arial" w:cs="Arial"/>
@@ -9950,49 +9988,9 @@
           <w:color w:val="000000" w:themeColor="text1"/>
           <w:sz w:val="28"/>
         </w:rPr>
-        <w:t>16.3 Equipos completados</w:t>
+        <w:t>16.4 Tiempo promedio</w:t>
       </w:r>
       <w:bookmarkEnd w:id="53"/>
-    </w:p>
-    <w:p>
-      <w:pPr>
-        <w:pStyle w:val="apa"/>
-      </w:pPr>
-    </w:p>
-    <w:p>
-      <w:pPr>
-        <w:pStyle w:val="apa"/>
-      </w:pPr>
-      <w:r>
-        <w:t>Indica cuántos equipos han finalizado todas las etapas del proceso.</w:t>
-      </w:r>
-    </w:p>
-    <w:p>
-      <w:pPr>
-        <w:pStyle w:val="apa"/>
-      </w:pPr>
-    </w:p>
-    <w:p>
-      <w:pPr>
-        <w:pStyle w:val="Ttulo2"/>
-        <w:rPr>
-          <w:rFonts w:ascii="Arial" w:hAnsi="Arial" w:cs="Arial"/>
-          <w:b/>
-          <w:color w:val="000000" w:themeColor="text1"/>
-          <w:sz w:val="28"/>
-        </w:rPr>
-      </w:pPr>
-      <w:bookmarkStart w:id="54" w:name="_Toc241904713"/>
-      <w:r>
-        <w:rPr>
-          <w:rFonts w:ascii="Arial" w:hAnsi="Arial" w:cs="Arial"/>
-          <w:b/>
-          <w:color w:val="000000" w:themeColor="text1"/>
-          <w:sz w:val="28"/>
-        </w:rPr>
-        <w:t>16.4 Tiempo promedio</w:t>
-      </w:r>
-      <w:bookmarkEnd w:id="54"/>
     </w:p>
     <w:p>
       <w:pPr>
@@ -10055,7 +10053,7 @@
           <w:sz w:val="28"/>
         </w:rPr>
       </w:pPr>
-      <w:bookmarkStart w:id="55" w:name="_Toc241904714"/>
+      <w:bookmarkStart w:id="54" w:name="_Toc241904714"/>
       <w:r>
         <w:rPr>
           <w:rFonts w:ascii="Arial" w:hAnsi="Arial" w:cs="Arial"/>
@@ -10065,7 +10063,7 @@
         </w:rPr>
         <w:t>17. REPRESENTACIÓN GRÁFICA DEL SISTEMA</w:t>
       </w:r>
-      <w:bookmarkEnd w:id="55"/>
+      <w:bookmarkEnd w:id="54"/>
     </w:p>
     <w:p>
       <w:pPr>
@@ -10204,7 +10202,7 @@
           <w:sz w:val="28"/>
         </w:rPr>
       </w:pPr>
-      <w:bookmarkStart w:id="56" w:name="_Toc241904715"/>
+      <w:bookmarkStart w:id="55" w:name="_Toc241904715"/>
       <w:r>
         <w:rPr>
           <w:rFonts w:ascii="Arial" w:hAnsi="Arial" w:cs="Arial"/>
@@ -10215,6 +10213,150 @@
         <w:lastRenderedPageBreak/>
         <w:t>18. GESTIÓN DE COLAS Y RECURSOS</w:t>
       </w:r>
+      <w:bookmarkEnd w:id="55"/>
+    </w:p>
+    <w:p>
+      <w:pPr>
+        <w:pStyle w:val="apa"/>
+      </w:pPr>
+      <w:r>
+        <w:t>La simulación considera que los recursos disponibles son limitados.</w:t>
+      </w:r>
+    </w:p>
+    <w:p>
+      <w:pPr>
+        <w:pStyle w:val="apa"/>
+      </w:pPr>
+      <w:r>
+        <w:t>Cuando una estación no puede atender inmediatamente a un equipo, este permanece en una cola hasta que existe capacidad disponible.</w:t>
+      </w:r>
+    </w:p>
+    <w:p>
+      <w:pPr>
+        <w:pStyle w:val="apa"/>
+      </w:pPr>
+      <w:r>
+        <w:t>Este comportamiento permite representar una situación común dentro de un sistema de producción o servicio.</w:t>
+      </w:r>
+    </w:p>
+    <w:p>
+      <w:pPr>
+        <w:pStyle w:val="apa"/>
+      </w:pPr>
+      <w:r>
+        <w:t>La capacidad de las estaciones es diferente.</w:t>
+      </w:r>
+    </w:p>
+    <w:p>
+      <w:pPr>
+        <w:pStyle w:val="apa"/>
+      </w:pPr>
+      <w:r>
+        <w:t>Las estaciones de:</w:t>
+      </w:r>
+    </w:p>
+    <w:p>
+      <w:pPr>
+        <w:pStyle w:val="apa"/>
+      </w:pPr>
+      <w:r>
+        <w:t>Recepción.</w:t>
+      </w:r>
+    </w:p>
+    <w:p>
+      <w:pPr>
+        <w:pStyle w:val="apa"/>
+      </w:pPr>
+      <w:r>
+        <w:t>Diagnóstico.</w:t>
+      </w:r>
+    </w:p>
+    <w:p>
+      <w:pPr>
+        <w:pStyle w:val="apa"/>
+      </w:pPr>
+      <w:r>
+        <w:t>Pruebas de calidad.</w:t>
+      </w:r>
+    </w:p>
+    <w:p>
+      <w:pPr>
+        <w:pStyle w:val="apa"/>
+      </w:pPr>
+      <w:r>
+        <w:t>Entrega.</w:t>
+      </w:r>
+    </w:p>
+    <w:p>
+      <w:pPr>
+        <w:pStyle w:val="apa"/>
+      </w:pPr>
+    </w:p>
+    <w:p>
+      <w:pPr>
+        <w:pStyle w:val="apa"/>
+      </w:pPr>
+      <w:r>
+        <w:t>trabajan con una capacidad individual establecida en el modelo.</w:t>
+      </w:r>
+    </w:p>
+    <w:p>
+      <w:pPr>
+        <w:pStyle w:val="apa"/>
+      </w:pPr>
+      <w:r>
+        <w:t>La estación de reparación es diferente debido a que su capacidad puede cambiar entre uno y tres técnicos.</w:t>
+      </w:r>
+    </w:p>
+    <w:p>
+      <w:pPr>
+        <w:pStyle w:val="apa"/>
+      </w:pPr>
+      <w:r>
+        <w:t>Por esta razón, aumentar la cantidad de técnicos disponibles para reparación modifica la capacidad de procesamiento de dicha estación.</w:t>
+      </w:r>
+    </w:p>
+    <w:p>
+      <w:pPr>
+        <w:pStyle w:val="apa"/>
+      </w:pPr>
+      <w:r>
+        <w:t xml:space="preserve">El sistema también permite que un equipo regrese a reparación cuando se genera un </w:t>
+      </w:r>
+      <w:proofErr w:type="spellStart"/>
+      <w:r>
+        <w:t>retrabajo</w:t>
+      </w:r>
+      <w:proofErr w:type="spellEnd"/>
+      <w:r>
+        <w:t>.</w:t>
+      </w:r>
+    </w:p>
+    <w:p>
+      <w:pPr>
+        <w:pStyle w:val="apa"/>
+      </w:pPr>
+    </w:p>
+    <w:p>
+      <w:pPr>
+        <w:pStyle w:val="Ttulo2"/>
+        <w:rPr>
+          <w:rFonts w:ascii="Arial" w:hAnsi="Arial" w:cs="Arial"/>
+          <w:b/>
+          <w:color w:val="000000" w:themeColor="text1"/>
+          <w:sz w:val="28"/>
+        </w:rPr>
+      </w:pPr>
+      <w:bookmarkStart w:id="56" w:name="_Toc241904716"/>
+      <w:r>
+        <w:rPr>
+          <w:rFonts w:ascii="Arial" w:hAnsi="Arial" w:cs="Arial"/>
+          <w:b/>
+          <w:color w:val="000000" w:themeColor="text1"/>
+          <w:sz w:val="28"/>
+        </w:rPr>
+        <w:t>19. PROBLEMAS Y CONSIDERACIONES TÉCNICAS</w:t>
+      </w:r>
       <w:bookmarkEnd w:id="56"/>
     </w:p>
     <w:p>
@@ -10222,116 +10364,7 @@
         <w:pStyle w:val="apa"/>
       </w:pPr>
       <w:r>
-        <w:t>La simulación considera que los recursos disponibles son limitados.</w:t>
-      </w:r>
-    </w:p>
-    <w:p>
-      <w:pPr>
-        <w:pStyle w:val="apa"/>
-      </w:pPr>
-      <w:r>
-        <w:t>Cuando una estación no puede atender inmediatamente a un equipo, este permanece en una cola hasta que existe capacidad disponible.</w:t>
-      </w:r>
-    </w:p>
-    <w:p>
-      <w:pPr>
-        <w:pStyle w:val="apa"/>
-      </w:pPr>
-      <w:r>
-        <w:t>Este comportamiento permite representar una situación común dentro de un sistema de producción o servicio.</w:t>
-      </w:r>
-    </w:p>
-    <w:p>
-      <w:pPr>
-        <w:pStyle w:val="apa"/>
-      </w:pPr>
-      <w:r>
-        <w:t>La capacidad de las estaciones es diferente.</w:t>
-      </w:r>
-    </w:p>
-    <w:p>
-      <w:pPr>
-        <w:pStyle w:val="apa"/>
-      </w:pPr>
-      <w:r>
-        <w:t>Las estaciones de:</w:t>
-      </w:r>
-    </w:p>
-    <w:p>
-      <w:pPr>
-        <w:pStyle w:val="apa"/>
-      </w:pPr>
-      <w:r>
-        <w:t>Recepción.</w:t>
-      </w:r>
-    </w:p>
-    <w:p>
-      <w:pPr>
-        <w:pStyle w:val="apa"/>
-      </w:pPr>
-      <w:r>
-        <w:t>Diagnóstico.</w:t>
-      </w:r>
-    </w:p>
-    <w:p>
-      <w:pPr>
-        <w:pStyle w:val="apa"/>
-      </w:pPr>
-      <w:r>
-        <w:t>Pruebas de calidad.</w:t>
-      </w:r>
-    </w:p>
-    <w:p>
-      <w:pPr>
-        <w:pStyle w:val="apa"/>
-      </w:pPr>
-      <w:r>
-        <w:t>Entrega.</w:t>
-      </w:r>
-    </w:p>
-    <w:p>
-      <w:pPr>
-        <w:pStyle w:val="apa"/>
-      </w:pPr>
-    </w:p>
-    <w:p>
-      <w:pPr>
-        <w:pStyle w:val="apa"/>
-      </w:pPr>
-      <w:r>
-        <w:t>trabajan con una capacidad individual establecida en el modelo.</w:t>
-      </w:r>
-    </w:p>
-    <w:p>
-      <w:pPr>
-        <w:pStyle w:val="apa"/>
-      </w:pPr>
-      <w:r>
-        <w:t>La estación de reparación es diferente debido a que su capacidad puede cambiar entre uno y tres técnicos.</w:t>
-      </w:r>
-    </w:p>
-    <w:p>
-      <w:pPr>
-        <w:pStyle w:val="apa"/>
-      </w:pPr>
-      <w:r>
-        <w:t>Por esta razón, aumentar la cantidad de técnicos disponibles para reparación modifica la capacidad de procesamiento de dicha estación.</w:t>
-      </w:r>
-    </w:p>
-    <w:p>
-      <w:pPr>
-        <w:pStyle w:val="apa"/>
-      </w:pPr>
-      <w:r>
-        <w:t xml:space="preserve">El sistema también permite que un equipo regrese a reparación cuando se genera un </w:t>
-      </w:r>
-      <w:proofErr w:type="spellStart"/>
-      <w:r>
-        <w:t>retrabajo</w:t>
-      </w:r>
-      <w:proofErr w:type="spellEnd"/>
-      <w:r>
-        <w:t>.</w:t>
+        <w:t>Para utilizar correctamente el sistema deben considerarse algunos aspectos relacionados con su naturaleza de simulación.</w:t>
       </w:r>
     </w:p>
     <w:p>
@@ -10349,42 +10382,7 @@
           <w:sz w:val="28"/>
         </w:rPr>
       </w:pPr>
-      <w:bookmarkStart w:id="57" w:name="_Toc241904716"/>
-      <w:r>
-        <w:rPr>
-          <w:rFonts w:ascii="Arial" w:hAnsi="Arial" w:cs="Arial"/>
-          <w:b/>
-          <w:color w:val="000000" w:themeColor="text1"/>
-          <w:sz w:val="28"/>
-        </w:rPr>
-        <w:t>19. PROBLEMAS Y CONSIDERACIONES TÉCNICAS</w:t>
-      </w:r>
-      <w:bookmarkEnd w:id="57"/>
-    </w:p>
-    <w:p>
-      <w:pPr>
-        <w:pStyle w:val="apa"/>
-      </w:pPr>
-      <w:r>
-        <w:t>Para utilizar correctamente el sistema deben considerarse algunos aspectos relacionados con su naturaleza de simulación.</w:t>
-      </w:r>
-    </w:p>
-    <w:p>
-      <w:pPr>
-        <w:pStyle w:val="apa"/>
-      </w:pPr>
-    </w:p>
-    <w:p>
-      <w:pPr>
-        <w:pStyle w:val="Ttulo2"/>
-        <w:rPr>
-          <w:rFonts w:ascii="Arial" w:hAnsi="Arial" w:cs="Arial"/>
-          <w:b/>
-          <w:color w:val="000000" w:themeColor="text1"/>
-          <w:sz w:val="28"/>
-        </w:rPr>
-      </w:pPr>
-      <w:bookmarkStart w:id="58" w:name="_Toc241904717"/>
+      <w:bookmarkStart w:id="57" w:name="_Toc241904717"/>
       <w:r>
         <w:rPr>
           <w:rFonts w:ascii="Arial" w:hAnsi="Arial" w:cs="Arial"/>
@@ -10395,50 +10393,50 @@
         <w:lastRenderedPageBreak/>
         <w:t>19.1 Dependencia de los parámetros</w:t>
       </w:r>
+      <w:bookmarkEnd w:id="57"/>
+    </w:p>
+    <w:p>
+      <w:pPr>
+        <w:pStyle w:val="apa"/>
+      </w:pPr>
+      <w:r>
+        <w:t>Los resultados dependen directamente de los tiempos, cantidad de técnicos, velocidad y demás valores definidos en el programa.</w:t>
+      </w:r>
+    </w:p>
+    <w:p>
+      <w:pPr>
+        <w:pStyle w:val="apa"/>
+      </w:pPr>
+      <w:r>
+        <w:t>Modificar estos valores puede producir diferentes comportamientos.</w:t>
+      </w:r>
+    </w:p>
+    <w:p>
+      <w:pPr>
+        <w:pStyle w:val="apa"/>
+      </w:pPr>
+    </w:p>
+    <w:p>
+      <w:pPr>
+        <w:pStyle w:val="Ttulo2"/>
+        <w:rPr>
+          <w:rFonts w:ascii="Arial" w:hAnsi="Arial" w:cs="Arial"/>
+          <w:b/>
+          <w:color w:val="000000" w:themeColor="text1"/>
+          <w:sz w:val="28"/>
+        </w:rPr>
+      </w:pPr>
+      <w:bookmarkStart w:id="58" w:name="_Toc241904718"/>
+      <w:r>
+        <w:rPr>
+          <w:rFonts w:ascii="Arial" w:hAnsi="Arial" w:cs="Arial"/>
+          <w:b/>
+          <w:color w:val="000000" w:themeColor="text1"/>
+          <w:sz w:val="28"/>
+        </w:rPr>
+        <w:t>19.2 Simulación y resultados</w:t>
+      </w:r>
       <w:bookmarkEnd w:id="58"/>
-    </w:p>
-    <w:p>
-      <w:pPr>
-        <w:pStyle w:val="apa"/>
-      </w:pPr>
-      <w:r>
-        <w:t>Los resultados dependen directamente de los tiempos, cantidad de técnicos, velocidad y demás valores definidos en el programa.</w:t>
-      </w:r>
-    </w:p>
-    <w:p>
-      <w:pPr>
-        <w:pStyle w:val="apa"/>
-      </w:pPr>
-      <w:r>
-        <w:t>Modificar estos valores puede producir diferentes comportamientos.</w:t>
-      </w:r>
-    </w:p>
-    <w:p>
-      <w:pPr>
-        <w:pStyle w:val="apa"/>
-      </w:pPr>
-    </w:p>
-    <w:p>
-      <w:pPr>
-        <w:pStyle w:val="Ttulo2"/>
-        <w:rPr>
-          <w:rFonts w:ascii="Arial" w:hAnsi="Arial" w:cs="Arial"/>
-          <w:b/>
-          <w:color w:val="000000" w:themeColor="text1"/>
-          <w:sz w:val="28"/>
-        </w:rPr>
-      </w:pPr>
-      <w:bookmarkStart w:id="59" w:name="_Toc241904718"/>
-      <w:r>
-        <w:rPr>
-          <w:rFonts w:ascii="Arial" w:hAnsi="Arial" w:cs="Arial"/>
-          <w:b/>
-          <w:color w:val="000000" w:themeColor="text1"/>
-          <w:sz w:val="28"/>
-        </w:rPr>
-        <w:t>19.2 Simulación y resultados</w:t>
-      </w:r>
-      <w:bookmarkEnd w:id="59"/>
     </w:p>
     <w:p>
       <w:pPr>
@@ -10464,7 +10462,7 @@
           <w:szCs w:val="28"/>
         </w:rPr>
       </w:pPr>
-      <w:bookmarkStart w:id="60" w:name="_Toc241904719"/>
+      <w:bookmarkStart w:id="59" w:name="_Toc241904719"/>
       <w:r>
         <w:rPr>
           <w:rFonts w:ascii="Arial" w:hAnsi="Arial" w:cs="Arial"/>
@@ -10475,6 +10473,97 @@
         </w:rPr>
         <w:t>19.3 Diferencias entre lenguajes</w:t>
       </w:r>
+      <w:bookmarkEnd w:id="59"/>
+    </w:p>
+    <w:p>
+      <w:pPr>
+        <w:pStyle w:val="apa"/>
+      </w:pPr>
+      <w:r>
+        <w:t>Aunque las tres versiones representan el mismo proceso, existen diferencias en la forma de administrar la interfaz y actualizar la simulación.</w:t>
+      </w:r>
+    </w:p>
+    <w:p>
+      <w:pPr>
+        <w:pStyle w:val="apa"/>
+      </w:pPr>
+      <w:r>
+        <w:t xml:space="preserve">R utiliza </w:t>
+      </w:r>
+      <w:proofErr w:type="spellStart"/>
+      <w:r>
+        <w:t>Shiny</w:t>
+      </w:r>
+      <w:proofErr w:type="spellEnd"/>
+      <w:r>
+        <w:t xml:space="preserve"> y una interfaz basada en tecnologías web.</w:t>
+      </w:r>
+    </w:p>
+    <w:p>
+      <w:pPr>
+        <w:pStyle w:val="apa"/>
+      </w:pPr>
+      <w:r>
+        <w:t xml:space="preserve">Python utiliza </w:t>
+      </w:r>
+      <w:proofErr w:type="spellStart"/>
+      <w:r>
+        <w:t>Tkinter</w:t>
+      </w:r>
+      <w:proofErr w:type="spellEnd"/>
+      <w:r>
+        <w:t xml:space="preserve"> y el mecanismo de eventos de la ventana.</w:t>
+      </w:r>
+    </w:p>
+    <w:p>
+      <w:pPr>
+        <w:pStyle w:val="apa"/>
+      </w:pPr>
+      <w:r>
+        <w:t xml:space="preserve">Java utiliza </w:t>
+      </w:r>
+      <w:proofErr w:type="spellStart"/>
+      <w:r>
+        <w:t>JavaFX</w:t>
+      </w:r>
+      <w:proofErr w:type="spellEnd"/>
+      <w:r>
+        <w:t xml:space="preserve"> y </w:t>
+      </w:r>
+      <w:proofErr w:type="spellStart"/>
+      <w:r>
+        <w:t>AnimationTimer</w:t>
+      </w:r>
+      <w:proofErr w:type="spellEnd"/>
+      <w:r>
+        <w:t xml:space="preserve"> para la actualización continua.</w:t>
+      </w:r>
+    </w:p>
+    <w:p>
+      <w:pPr>
+        <w:pStyle w:val="apa"/>
+      </w:pPr>
+    </w:p>
+    <w:p>
+      <w:pPr>
+        <w:pStyle w:val="Ttulo2"/>
+        <w:rPr>
+          <w:rFonts w:ascii="Arial" w:hAnsi="Arial" w:cs="Arial"/>
+          <w:b/>
+          <w:color w:val="000000" w:themeColor="text1"/>
+          <w:sz w:val="28"/>
+        </w:rPr>
+      </w:pPr>
+      <w:bookmarkStart w:id="60" w:name="_Toc241904720"/>
+      <w:r>
+        <w:rPr>
+          <w:rFonts w:ascii="Arial" w:hAnsi="Arial" w:cs="Arial"/>
+          <w:b/>
+          <w:color w:val="000000" w:themeColor="text1"/>
+          <w:sz w:val="28"/>
+        </w:rPr>
+        <w:t>19.4 Recursos de ejecución</w:t>
+      </w:r>
       <w:bookmarkEnd w:id="60"/>
     </w:p>
     <w:p>
@@ -10482,63 +10571,7 @@
         <w:pStyle w:val="apa"/>
       </w:pPr>
       <w:r>
-        <w:t>Aunque las tres versiones representan el mismo proceso, existen diferencias en la forma de administrar la interfaz y actualizar la simulación.</w:t>
-      </w:r>
-    </w:p>
-    <w:p>
-      <w:pPr>
-        <w:pStyle w:val="apa"/>
-      </w:pPr>
-      <w:r>
-        <w:t xml:space="preserve">R utiliza </w:t>
-      </w:r>
-      <w:proofErr w:type="spellStart"/>
-      <w:r>
-        <w:t>Shiny</w:t>
-      </w:r>
-      <w:proofErr w:type="spellEnd"/>
-      <w:r>
-        <w:t xml:space="preserve"> y una interfaz basada en tecnologías web.</w:t>
-      </w:r>
-    </w:p>
-    <w:p>
-      <w:pPr>
-        <w:pStyle w:val="apa"/>
-      </w:pPr>
-      <w:r>
-        <w:t xml:space="preserve">Python utiliza </w:t>
-      </w:r>
-      <w:proofErr w:type="spellStart"/>
-      <w:r>
-        <w:t>Tkinter</w:t>
-      </w:r>
-      <w:proofErr w:type="spellEnd"/>
-      <w:r>
-        <w:t xml:space="preserve"> y el mecanismo de eventos de la ventana.</w:t>
-      </w:r>
-    </w:p>
-    <w:p>
-      <w:pPr>
-        <w:pStyle w:val="apa"/>
-      </w:pPr>
-      <w:r>
-        <w:t xml:space="preserve">Java utiliza </w:t>
-      </w:r>
-      <w:proofErr w:type="spellStart"/>
-      <w:r>
-        <w:t>JavaFX</w:t>
-      </w:r>
-      <w:proofErr w:type="spellEnd"/>
-      <w:r>
-        <w:t xml:space="preserve"> y </w:t>
-      </w:r>
-      <w:proofErr w:type="spellStart"/>
-      <w:r>
-        <w:t>AnimationTimer</w:t>
-      </w:r>
-      <w:proofErr w:type="spellEnd"/>
-      <w:r>
-        <w:t xml:space="preserve"> para la actualización continua.</w:t>
+        <w:t>Debido a que se trata de una aplicación gráfica con actualizaciones continuas, el rendimiento puede depender de los recursos disponibles en el equipo donde se ejecute.</w:t>
       </w:r>
     </w:p>
     <w:p>
@@ -10556,7 +10589,7 @@
           <w:sz w:val="28"/>
         </w:rPr>
       </w:pPr>
-      <w:bookmarkStart w:id="61" w:name="_Toc241904720"/>
+      <w:bookmarkStart w:id="61" w:name="_Toc241904721"/>
       <w:r>
         <w:rPr>
           <w:rFonts w:ascii="Arial" w:hAnsi="Arial" w:cs="Arial"/>
@@ -10564,44 +10597,9 @@
           <w:color w:val="000000" w:themeColor="text1"/>
           <w:sz w:val="28"/>
         </w:rPr>
-        <w:t>19.4 Recursos de ejecución</w:t>
+        <w:t>19.5 Dependencias</w:t>
       </w:r>
       <w:bookmarkEnd w:id="61"/>
-    </w:p>
-    <w:p>
-      <w:pPr>
-        <w:pStyle w:val="apa"/>
-      </w:pPr>
-      <w:r>
-        <w:t>Debido a que se trata de una aplicación gráfica con actualizaciones continuas, el rendimiento puede depender de los recursos disponibles en el equipo donde se ejecute.</w:t>
-      </w:r>
-    </w:p>
-    <w:p>
-      <w:pPr>
-        <w:pStyle w:val="apa"/>
-      </w:pPr>
-    </w:p>
-    <w:p>
-      <w:pPr>
-        <w:pStyle w:val="Ttulo2"/>
-        <w:rPr>
-          <w:rFonts w:ascii="Arial" w:hAnsi="Arial" w:cs="Arial"/>
-          <w:b/>
-          <w:color w:val="000000" w:themeColor="text1"/>
-          <w:sz w:val="28"/>
-        </w:rPr>
-      </w:pPr>
-      <w:bookmarkStart w:id="62" w:name="_Toc241904721"/>
-      <w:r>
-        <w:rPr>
-          <w:rFonts w:ascii="Arial" w:hAnsi="Arial" w:cs="Arial"/>
-          <w:b/>
-          <w:color w:val="000000" w:themeColor="text1"/>
-          <w:sz w:val="28"/>
-        </w:rPr>
-        <w:t>19.5 Dependencias</w:t>
-      </w:r>
-      <w:bookmarkEnd w:id="62"/>
     </w:p>
     <w:p>
       <w:pPr>
@@ -10632,7 +10630,7 @@
           <w:sz w:val="28"/>
         </w:rPr>
       </w:pPr>
-      <w:bookmarkStart w:id="63" w:name="_Toc241904722"/>
+      <w:bookmarkStart w:id="62" w:name="_Toc241904722"/>
       <w:r>
         <w:rPr>
           <w:rFonts w:ascii="Arial" w:hAnsi="Arial" w:cs="Arial"/>
@@ -10643,7 +10641,7 @@
         <w:lastRenderedPageBreak/>
         <w:t>20. CONCLUSIONES</w:t>
       </w:r>
-      <w:bookmarkEnd w:id="63"/>
+      <w:bookmarkEnd w:id="62"/>
     </w:p>
     <w:p>
       <w:pPr>
@@ -10783,7 +10781,7 @@
           <w:sz w:val="28"/>
         </w:rPr>
       </w:pPr>
-      <w:bookmarkStart w:id="64" w:name="_Toc241904723"/>
+      <w:bookmarkStart w:id="63" w:name="_Toc241904723"/>
       <w:r>
         <w:rPr>
           <w:rFonts w:ascii="Arial" w:hAnsi="Arial" w:cs="Arial"/>
@@ -10801,8 +10799,19 @@
           <w:color w:val="000000" w:themeColor="text1"/>
           <w:sz w:val="28"/>
         </w:rPr>
-        <w:t>FUENTES DE CONSULTA</w:t>
-      </w:r>
+        <w:t xml:space="preserve">FUENTES DE </w:t>
+      </w:r>
+      <w:bookmarkEnd w:id="63"/>
+      <w:r>
+        <w:rPr>
+          <w:rFonts w:ascii="Arial" w:hAnsi="Arial" w:cs="Arial"/>
+          <w:b/>
+          <w:color w:val="000000" w:themeColor="text1"/>
+          <w:sz w:val="28"/>
+        </w:rPr>
+        <w:t>INFORMACIÓN</w:t>
+      </w:r>
+      <w:bookmarkStart w:id="64" w:name="_GoBack"/>
       <w:bookmarkEnd w:id="64"/>
     </w:p>
     <w:p>
